--- a/交付成果/第三轮修订版/第三轮4周版/读书会13_业与轮回_4周资料包（第三版修订）/Word版/第4周_轮回机制与生活启示_主持人版.docx
+++ b/交付成果/第三轮修订版/第三轮4周版/读书会13_业与轮回_4周资料包（第三版修订）/Word版/第4周_轮回机制与生活启示_主持人版.docx
@@ -16306,6 +16306,231 @@
           <w:b w:val="0"/>
         </w:rPr>
         <w:t>&lt;!--EXT_READ--&gt;</w:t>
+      </w:r>
+    </w:p>
+    <w:p>
+      <w:r>
+        <w:rPr>
+          <w:b/>
+          <w:color w:val="1F3864"/>
+          <w:sz w:val="26"/>
+        </w:rPr>
+        <w:t>🖼 课件原图（源 PDF 渲染·供投屏）</w:t>
+      </w:r>
+    </w:p>
+    <w:p>
+      <w:pPr>
+        <w:ind w:left="170"/>
+        <w:pBdr>
+          <w:left w:val="single" w:sz="18" w:space="4" w:color="1F3864"/>
+        </w:pBdr>
+        <w:shd w:val="clear" w:fill="F2F5FA"/>
+      </w:pPr>
+      <w:r>
+        <w:rPr>
+          <w:b w:val="0"/>
+        </w:rPr>
+        <w:t>下列图片为正文标注「图形页／无法逐字提取／图版」处对应的</w:t>
+      </w:r>
+      <w:r>
+        <w:rPr>
+          <w:b/>
+        </w:rPr>
+        <w:t>源课件整页渲染</w:t>
+      </w:r>
+      <w:r>
+        <w:rPr>
+          <w:b w:val="0"/>
+        </w:rPr>
+        <w:t>（自知识库媒体导出后 pymupdf 渲染，最大宽约 1200px），供投屏或板书对照；每页标注源材料与页码。共读原文文字未改。</w:t>
+      </w:r>
+    </w:p>
+    <w:p>
+      <w:r>
+        <w:rPr>
+          <w:b/>
+        </w:rPr>
+        <w:t>《阿毗达摩》</w:t>
+      </w:r>
+      <w:r>
+        <w:rPr>
+          <w:b w:val="0"/>
+        </w:rPr>
+        <w:t>（源 PDF 共渲染 10 页）：</w:t>
+      </w:r>
+    </w:p>
+    <w:p>
+      <w:r>
+        <w:rPr>
+          <w:b w:val="0"/>
+        </w:rPr>
+        <w:t>![课件原图·阿毗达摩·第1页](课件原图/课件原图_22831605_p01.png)</w:t>
+      </w:r>
+    </w:p>
+    <w:p>
+      <w:r>
+        <w:rPr>
+          <w:b w:val="0"/>
+        </w:rPr>
+        <w:t>![课件原图·阿毗达摩·第2页](课件原图/课件原图_22831605_p02.png)</w:t>
+      </w:r>
+    </w:p>
+    <w:p>
+      <w:r>
+        <w:rPr>
+          <w:b w:val="0"/>
+        </w:rPr>
+        <w:t>![课件原图·阿毗达摩·第3页](课件原图/课件原图_22831605_p03.png)</w:t>
+      </w:r>
+    </w:p>
+    <w:p>
+      <w:r>
+        <w:rPr>
+          <w:b w:val="0"/>
+        </w:rPr>
+        <w:t>![课件原图·阿毗达摩·第4页](课件原图/课件原图_22831605_p04.png)</w:t>
+      </w:r>
+    </w:p>
+    <w:p>
+      <w:r>
+        <w:rPr>
+          <w:b w:val="0"/>
+        </w:rPr>
+        <w:t>![课件原图·阿毗达摩·第5页](课件原图/课件原图_22831605_p05.png)</w:t>
+      </w:r>
+    </w:p>
+    <w:p>
+      <w:r>
+        <w:rPr>
+          <w:b w:val="0"/>
+        </w:rPr>
+        <w:t>![课件原图·阿毗达摩·第6页](课件原图/课件原图_22831605_p06.png)</w:t>
+      </w:r>
+    </w:p>
+    <w:p>
+      <w:r>
+        <w:rPr>
+          <w:b w:val="0"/>
+        </w:rPr>
+        <w:t>![课件原图·阿毗达摩·第7页](课件原图/课件原图_22831605_p07.png)</w:t>
+      </w:r>
+    </w:p>
+    <w:p>
+      <w:r>
+        <w:rPr>
+          <w:b w:val="0"/>
+        </w:rPr>
+        <w:t>![课件原图·阿毗达摩·第8页](课件原图/课件原图_22831605_p08.png)</w:t>
+      </w:r>
+    </w:p>
+    <w:p>
+      <w:r>
+        <w:rPr>
+          <w:b w:val="0"/>
+        </w:rPr>
+        <w:t>![课件原图·阿毗达摩·第9页](课件原图/课件原图_22831605_p09.png)</w:t>
+      </w:r>
+    </w:p>
+    <w:p>
+      <w:r>
+        <w:rPr>
+          <w:b w:val="0"/>
+        </w:rPr>
+        <w:t>![课件原图·阿毗达摩·第10页](课件原图/课件原图_22831605_p10.png)</w:t>
+      </w:r>
+    </w:p>
+    <w:p>
+      <w:r>
+        <w:rPr>
+          <w:b/>
+        </w:rPr>
+        <w:t>《24缘教学39-20190927-Bhante Ven.Uttama》</w:t>
+      </w:r>
+      <w:r>
+        <w:rPr>
+          <w:b w:val="0"/>
+        </w:rPr>
+        <w:t>（源 PDF 共渲染 10 页）：</w:t>
+      </w:r>
+    </w:p>
+    <w:p>
+      <w:r>
+        <w:rPr>
+          <w:b w:val="0"/>
+        </w:rPr>
+        <w:t>![课件原图·24缘教学39-20190927-Bhante Ven.Uttama·第1页](课件原图/课件原图_22831605_p01.png)</w:t>
+      </w:r>
+    </w:p>
+    <w:p>
+      <w:r>
+        <w:rPr>
+          <w:b w:val="0"/>
+        </w:rPr>
+        <w:t>![课件原图·24缘教学39-20190927-Bhante Ven.Uttama·第2页](课件原图/课件原图_22831605_p02.png)</w:t>
+      </w:r>
+    </w:p>
+    <w:p>
+      <w:r>
+        <w:rPr>
+          <w:b w:val="0"/>
+        </w:rPr>
+        <w:t>![课件原图·24缘教学39-20190927-Bhante Ven.Uttama·第3页](课件原图/课件原图_22831605_p03.png)</w:t>
+      </w:r>
+    </w:p>
+    <w:p>
+      <w:r>
+        <w:rPr>
+          <w:b w:val="0"/>
+        </w:rPr>
+        <w:t>![课件原图·24缘教学39-20190927-Bhante Ven.Uttama·第4页](课件原图/课件原图_22831605_p04.png)</w:t>
+      </w:r>
+    </w:p>
+    <w:p>
+      <w:r>
+        <w:rPr>
+          <w:b w:val="0"/>
+        </w:rPr>
+        <w:t>![课件原图·24缘教学39-20190927-Bhante Ven.Uttama·第5页](课件原图/课件原图_22831605_p05.png)</w:t>
+      </w:r>
+    </w:p>
+    <w:p>
+      <w:r>
+        <w:rPr>
+          <w:b w:val="0"/>
+        </w:rPr>
+        <w:t>![课件原图·24缘教学39-20190927-Bhante Ven.Uttama·第6页](课件原图/课件原图_22831605_p06.png)</w:t>
+      </w:r>
+    </w:p>
+    <w:p>
+      <w:r>
+        <w:rPr>
+          <w:b w:val="0"/>
+        </w:rPr>
+        <w:t>![课件原图·24缘教学39-20190927-Bhante Ven.Uttama·第7页](课件原图/课件原图_22831605_p07.png)</w:t>
+      </w:r>
+    </w:p>
+    <w:p>
+      <w:r>
+        <w:rPr>
+          <w:b w:val="0"/>
+        </w:rPr>
+        <w:t>![课件原图·24缘教学39-20190927-Bhante Ven.Uttama·第8页](课件原图/课件原图_22831605_p08.png)</w:t>
+      </w:r>
+    </w:p>
+    <w:p>
+      <w:r>
+        <w:rPr>
+          <w:b w:val="0"/>
+        </w:rPr>
+        <w:t>![课件原图·24缘教学39-20190927-Bhante Ven.Uttama·第9页](课件原图/课件原图_22831605_p09.png)</w:t>
+      </w:r>
+    </w:p>
+    <w:p>
+      <w:r>
+        <w:rPr>
+          <w:b w:val="0"/>
+        </w:rPr>
+        <w:t>![课件原图·24缘教学39-20190927-Bhante Ven.Uttama·第10页](课件原图/课件原图_22831605_p10.png)</w:t>
       </w:r>
     </w:p>
     <w:sectPr>

--- a/交付成果/第三轮修订版/第三轮4周版/读书会13_业与轮回_4周资料包（第三版修订）/Word版/第4周_轮回机制与生活启示_主持人版.docx
+++ b/交付成果/第三轮修订版/第三轮4周版/读书会13_业与轮回_4周资料包（第三版修订）/Word版/第4周_轮回机制与生活启示_主持人版.docx
@@ -16342,195 +16342,1442 @@
         <w:rPr>
           <w:b w:val="0"/>
         </w:rPr>
-        <w:t>（自知识库媒体导出后 pymupdf 渲染，最大宽约 1200px），供投屏或板书对照；每页标注源材料与页码。共读原文文字未改。</w:t>
-      </w:r>
-    </w:p>
-    <w:p>
-      <w:r>
-        <w:rPr>
-          <w:b/>
-        </w:rPr>
-        <w:t>《阿毗达摩》</w:t>
-      </w:r>
-      <w:r>
-        <w:rPr>
-          <w:b w:val="0"/>
-        </w:rPr>
-        <w:t>（源 PDF 共渲染 10 页）：</w:t>
-      </w:r>
-    </w:p>
-    <w:p>
-      <w:r>
-        <w:rPr>
-          <w:b w:val="0"/>
-        </w:rPr>
-        <w:t>![课件原图·阿毗达摩·第1页](课件原图/课件原图_22831605_p01.png)</w:t>
-      </w:r>
-    </w:p>
-    <w:p>
-      <w:r>
-        <w:rPr>
-          <w:b w:val="0"/>
-        </w:rPr>
-        <w:t>![课件原图·阿毗达摩·第2页](课件原图/课件原图_22831605_p02.png)</w:t>
-      </w:r>
-    </w:p>
-    <w:p>
-      <w:r>
-        <w:rPr>
-          <w:b w:val="0"/>
-        </w:rPr>
-        <w:t>![课件原图·阿毗达摩·第3页](课件原图/课件原图_22831605_p03.png)</w:t>
-      </w:r>
-    </w:p>
-    <w:p>
-      <w:r>
-        <w:rPr>
-          <w:b w:val="0"/>
-        </w:rPr>
-        <w:t>![课件原图·阿毗达摩·第4页](课件原图/课件原图_22831605_p04.png)</w:t>
-      </w:r>
-    </w:p>
-    <w:p>
-      <w:r>
-        <w:rPr>
-          <w:b w:val="0"/>
-        </w:rPr>
-        <w:t>![课件原图·阿毗达摩·第5页](课件原图/课件原图_22831605_p05.png)</w:t>
-      </w:r>
-    </w:p>
-    <w:p>
-      <w:r>
-        <w:rPr>
-          <w:b w:val="0"/>
-        </w:rPr>
-        <w:t>![课件原图·阿毗达摩·第6页](课件原图/课件原图_22831605_p06.png)</w:t>
-      </w:r>
-    </w:p>
-    <w:p>
-      <w:r>
-        <w:rPr>
-          <w:b w:val="0"/>
-        </w:rPr>
-        <w:t>![课件原图·阿毗达摩·第7页](课件原图/课件原图_22831605_p07.png)</w:t>
-      </w:r>
-    </w:p>
-    <w:p>
-      <w:r>
-        <w:rPr>
-          <w:b w:val="0"/>
-        </w:rPr>
-        <w:t>![课件原图·阿毗达摩·第8页](课件原图/课件原图_22831605_p08.png)</w:t>
-      </w:r>
-    </w:p>
-    <w:p>
-      <w:r>
-        <w:rPr>
-          <w:b w:val="0"/>
-        </w:rPr>
-        <w:t>![课件原图·阿毗达摩·第9页](课件原图/课件原图_22831605_p09.png)</w:t>
-      </w:r>
-    </w:p>
-    <w:p>
-      <w:r>
-        <w:rPr>
-          <w:b w:val="0"/>
-        </w:rPr>
-        <w:t>![课件原图·阿毗达摩·第10页](课件原图/课件原图_22831605_p10.png)</w:t>
-      </w:r>
-    </w:p>
-    <w:p>
-      <w:r>
-        <w:rPr>
-          <w:b/>
-        </w:rPr>
-        <w:t>《24缘教学39-20190927-Bhante Ven.Uttama》</w:t>
-      </w:r>
-      <w:r>
-        <w:rPr>
-          <w:b w:val="0"/>
-        </w:rPr>
-        <w:t>（源 PDF 共渲染 10 页）：</w:t>
-      </w:r>
-    </w:p>
-    <w:p>
-      <w:r>
-        <w:rPr>
-          <w:b w:val="0"/>
-        </w:rPr>
-        <w:t>![课件原图·24缘教学39-20190927-Bhante Ven.Uttama·第1页](课件原图/课件原图_22831605_p01.png)</w:t>
-      </w:r>
-    </w:p>
-    <w:p>
-      <w:r>
-        <w:rPr>
-          <w:b w:val="0"/>
-        </w:rPr>
-        <w:t>![课件原图·24缘教学39-20190927-Bhante Ven.Uttama·第2页](课件原图/课件原图_22831605_p02.png)</w:t>
-      </w:r>
-    </w:p>
-    <w:p>
-      <w:r>
-        <w:rPr>
-          <w:b w:val="0"/>
-        </w:rPr>
-        <w:t>![课件原图·24缘教学39-20190927-Bhante Ven.Uttama·第3页](课件原图/课件原图_22831605_p03.png)</w:t>
-      </w:r>
-    </w:p>
-    <w:p>
-      <w:r>
-        <w:rPr>
-          <w:b w:val="0"/>
-        </w:rPr>
-        <w:t>![课件原图·24缘教学39-20190927-Bhante Ven.Uttama·第4页](课件原图/课件原图_22831605_p04.png)</w:t>
-      </w:r>
-    </w:p>
-    <w:p>
-      <w:r>
-        <w:rPr>
-          <w:b w:val="0"/>
-        </w:rPr>
-        <w:t>![课件原图·24缘教学39-20190927-Bhante Ven.Uttama·第5页](课件原图/课件原图_22831605_p05.png)</w:t>
-      </w:r>
-    </w:p>
-    <w:p>
-      <w:r>
-        <w:rPr>
-          <w:b w:val="0"/>
-        </w:rPr>
-        <w:t>![课件原图·24缘教学39-20190927-Bhante Ven.Uttama·第6页](课件原图/课件原图_22831605_p06.png)</w:t>
-      </w:r>
-    </w:p>
-    <w:p>
-      <w:r>
-        <w:rPr>
-          <w:b w:val="0"/>
-        </w:rPr>
-        <w:t>![课件原图·24缘教学39-20190927-Bhante Ven.Uttama·第7页](课件原图/课件原图_22831605_p07.png)</w:t>
-      </w:r>
-    </w:p>
-    <w:p>
-      <w:r>
-        <w:rPr>
-          <w:b w:val="0"/>
-        </w:rPr>
-        <w:t>![课件原图·24缘教学39-20190927-Bhante Ven.Uttama·第8页](课件原图/课件原图_22831605_p08.png)</w:t>
-      </w:r>
-    </w:p>
-    <w:p>
-      <w:r>
-        <w:rPr>
-          <w:b w:val="0"/>
-        </w:rPr>
-        <w:t>![课件原图·24缘教学39-20190927-Bhante Ven.Uttama·第9页](课件原图/课件原图_22831605_p09.png)</w:t>
-      </w:r>
-    </w:p>
-    <w:p>
-      <w:r>
-        <w:rPr>
-          <w:b w:val="0"/>
-        </w:rPr>
-        <w:t>![课件原图·24缘教学39-20190927-Bhante Ven.Uttama·第10页](课件原图/课件原图_22831605_p10.png)</w:t>
+        <w:t>（自知识库媒体导出后 pymupdf 渲染，最大宽约 1200px），供投屏或板书对照；每页标注源材料与页码。《共读原文》文字一字未改。</w:t>
+      </w:r>
+    </w:p>
+    <w:p>
+      <w:r>
+        <w:rPr>
+          <w:b/>
+        </w:rPr>
+        <w:t>拼版总图（整册缩略·目视定位用）</w:t>
+      </w:r>
+    </w:p>
+    <w:p>
+      <w:pPr>
+        <w:pStyle w:val="ListBullet"/>
+      </w:pPr>
+      <w:r>
+        <w:rPr>
+          <w:b w:val="0"/>
+        </w:rPr>
+        <w:t>《如来禅修学体系84-摄离路分别1-古源尊者-20250331（课件）.pdf》：![拼版总图·《如来禅修学体系84-摄离路分别1-古源尊者-20250331（课件）.pdf》](课件原图/拼版_fe756ed6.png)</w:t>
+      </w:r>
+    </w:p>
+    <w:p>
+      <w:pPr>
+        <w:pStyle w:val="ListBullet"/>
+      </w:pPr>
+      <w:r>
+        <w:rPr>
+          <w:b w:val="0"/>
+        </w:rPr>
+        <w:t>《生命的意义(袖珍本).pdf》：![拼版总图·《生命的意义(袖珍本).pdf》](课件原图/拼版_96d2eba3.png)</w:t>
+      </w:r>
+    </w:p>
+    <w:p>
+      <w:pPr>
+        <w:pStyle w:val="ListBullet"/>
+      </w:pPr>
+      <w:r>
+        <w:rPr>
+          <w:b w:val="0"/>
+        </w:rPr>
+        <w:t>《阿毗达摩》7-摄离路139~152讲讲义.pdf：![拼版总图·《阿毗达摩》7-摄离路139~152讲讲义.pdf](课件原图/拼版_c65975f4.png)</w:t>
+      </w:r>
+    </w:p>
+    <w:p>
+      <w:pPr>
+        <w:pStyle w:val="ListBullet"/>
+      </w:pPr>
+      <w:r>
+        <w:rPr>
+          <w:b w:val="0"/>
+        </w:rPr>
+        <w:t>《阿毗达摩轻松谈.pdf》：![拼版总图·《阿毗达摩轻松谈.pdf》](课件原图/拼版_b84a94f9.png)</w:t>
+      </w:r>
+    </w:p>
+    <w:p>
+      <w:r>
+        <w:rPr>
+          <w:b/>
+        </w:rPr>
+        <w:t>图形页（目视定位所得）</w:t>
+      </w:r>
+    </w:p>
+    <w:p>
+      <w:pPr>
+        <w:pStyle w:val="ListBullet"/>
+      </w:pPr>
+      <w:r>
+        <w:rPr>
+          <w:b w:val="0"/>
+        </w:rPr>
+        <w:t>《如来禅修学体系84-摄离路分别1-古源尊者-20250331（课件）.pdf》第1页（幻灯片截图·文字不可逐字提取）：![课件原图·《如来禅修学体系84-摄离路分别1-古源尊者-20250331（课件）.pdf》·第1页](课件原图/课件原图_fe756ed6_p01.png)</w:t>
+      </w:r>
+    </w:p>
+    <w:p>
+      <w:pPr>
+        <w:pStyle w:val="ListBullet"/>
+      </w:pPr>
+      <w:r>
+        <w:rPr>
+          <w:b w:val="0"/>
+        </w:rPr>
+        <w:t>《如来禅修学体系84-摄离路分别1-古源尊者-20250331（课件）.pdf》第2页（幻灯片截图·文字不可逐字提取）：![课件原图·《如来禅修学体系84-摄离路分别1-古源尊者-20250331（课件）.pdf》·第2页](课件原图/课件原图_fe756ed6_p02.png)</w:t>
+      </w:r>
+    </w:p>
+    <w:p>
+      <w:pPr>
+        <w:pStyle w:val="ListBullet"/>
+      </w:pPr>
+      <w:r>
+        <w:rPr>
+          <w:b w:val="0"/>
+        </w:rPr>
+        <w:t>《如来禅修学体系84-摄离路分别1-古源尊者-20250331（课件）.pdf》第3页（矢量表格／图示）：![课件原图·《如来禅修学体系84-摄离路分别1-古源尊者-20250331（课件）.pdf》·第3页](课件原图/课件原图_fe756ed6_p03.png)</w:t>
+      </w:r>
+    </w:p>
+    <w:p>
+      <w:pPr>
+        <w:pStyle w:val="ListBullet"/>
+      </w:pPr>
+      <w:r>
+        <w:rPr>
+          <w:b w:val="0"/>
+        </w:rPr>
+        <w:t>《如来禅修学体系84-摄离路分别1-古源尊者-20250331（课件）.pdf》第4页（矢量表格／图示）：![课件原图·《如来禅修学体系84-摄离路分别1-古源尊者-20250331（课件）.pdf》·第4页](课件原图/课件原图_fe756ed6_p04.png)</w:t>
+      </w:r>
+    </w:p>
+    <w:p>
+      <w:pPr>
+        <w:pStyle w:val="ListBullet"/>
+      </w:pPr>
+      <w:r>
+        <w:rPr>
+          <w:b w:val="0"/>
+        </w:rPr>
+        <w:t>《如来禅修学体系84-摄离路分别1-古源尊者-20250331（课件）.pdf》第5页（幻灯片截图·文字不可逐字提取）：![课件原图·《如来禅修学体系84-摄离路分别1-古源尊者-20250331（课件）.pdf》·第5页](课件原图/课件原图_fe756ed6_p05.png)</w:t>
+      </w:r>
+    </w:p>
+    <w:p>
+      <w:pPr>
+        <w:pStyle w:val="ListBullet"/>
+      </w:pPr>
+      <w:r>
+        <w:rPr>
+          <w:b w:val="0"/>
+        </w:rPr>
+        <w:t>《如来禅修学体系84-摄离路分别1-古源尊者-20250331（课件）.pdf》第6页（蕴处界图版·须弥山世界图＋三十一界表）：![课件原图·《如来禅修学体系84-摄离路分别1-古源尊者-20250331（课件）.pdf》·第6页](课件原图/课件原图_fe756ed6_p06.png)</w:t>
+      </w:r>
+    </w:p>
+    <w:p>
+      <w:pPr>
+        <w:pStyle w:val="ListBullet"/>
+      </w:pPr>
+      <w:r>
+        <w:rPr>
+          <w:b w:val="0"/>
+        </w:rPr>
+        <w:t>《如来禅修学体系84-摄离路分别1-古源尊者-20250331（课件）.pdf》第7页（幻灯片截图·文字不可逐字提取）：![课件原图·《如来禅修学体系84-摄离路分别1-古源尊者-20250331（课件）.pdf》·第7页](课件原图/课件原图_fe756ed6_p07.png)</w:t>
+      </w:r>
+    </w:p>
+    <w:p>
+      <w:pPr>
+        <w:pStyle w:val="ListBullet"/>
+      </w:pPr>
+      <w:r>
+        <w:rPr>
+          <w:b w:val="0"/>
+        </w:rPr>
+        <w:t>《如来禅修学体系84-摄离路分别1-古源尊者-20250331（课件）.pdf》第8页（矢量表格／图示）：![课件原图·《如来禅修学体系84-摄离路分别1-古源尊者-20250331（课件）.pdf》·第8页](课件原图/课件原图_fe756ed6_p08.png)</w:t>
+      </w:r>
+    </w:p>
+    <w:p>
+      <w:pPr>
+        <w:pStyle w:val="ListBullet"/>
+      </w:pPr>
+      <w:r>
+        <w:rPr>
+          <w:b w:val="0"/>
+        </w:rPr>
+        <w:t>《如来禅修学体系84-摄离路分别1-古源尊者-20250331（课件）.pdf》第9页（幻灯片截图·文字不可逐字提取）：![课件原图·《如来禅修学体系84-摄离路分别1-古源尊者-20250331（课件）.pdf》·第9页](课件原图/课件原图_fe756ed6_p09.png)</w:t>
+      </w:r>
+    </w:p>
+    <w:p>
+      <w:pPr>
+        <w:pStyle w:val="ListBullet"/>
+      </w:pPr>
+      <w:r>
+        <w:rPr>
+          <w:b w:val="0"/>
+        </w:rPr>
+        <w:t>《如来禅修学体系84-摄离路分别1-古源尊者-20250331（课件）.pdf》第10页（幻灯片截图·文字不可逐字提取）：![课件原图·《如来禅修学体系84-摄离路分别1-古源尊者-20250331（课件）.pdf》·第10页](课件原图/课件原图_fe756ed6_p10.png)</w:t>
+      </w:r>
+    </w:p>
+    <w:p>
+      <w:pPr>
+        <w:pStyle w:val="ListBullet"/>
+      </w:pPr>
+      <w:r>
+        <w:rPr>
+          <w:b w:val="0"/>
+        </w:rPr>
+        <w:t>《如来禅修学体系84-摄离路分别1-古源尊者-20250331（课件）.pdf》第11页（幻灯片截图·文字不可逐字提取）：![课件原图·《如来禅修学体系84-摄离路分别1-古源尊者-20250331（课件）.pdf》·第11页](课件原图/课件原图_fe756ed6_p11.png)</w:t>
+      </w:r>
+    </w:p>
+    <w:p>
+      <w:pPr>
+        <w:pStyle w:val="ListBullet"/>
+      </w:pPr>
+      <w:r>
+        <w:rPr>
+          <w:b w:val="0"/>
+        </w:rPr>
+        <w:t>《如来禅修学体系84-摄离路分别1-古源尊者-20250331（课件）.pdf》第12页（幻灯片截图·文字不可逐字提取）：![课件原图·《如来禅修学体系84-摄离路分别1-古源尊者-20250331（课件）.pdf》·第12页](课件原图/课件原图_fe756ed6_p12.png)</w:t>
+      </w:r>
+    </w:p>
+    <w:p>
+      <w:pPr>
+        <w:pStyle w:val="ListBullet"/>
+      </w:pPr>
+      <w:r>
+        <w:rPr>
+          <w:b w:val="0"/>
+        </w:rPr>
+        <w:t>《如来禅修学体系84-摄离路分别1-古源尊者-20250331（课件）.pdf》第13页（幻灯片截图·文字不可逐字提取）：![课件原图·《如来禅修学体系84-摄离路分别1-古源尊者-20250331（课件）.pdf》·第13页](课件原图/课件原图_fe756ed6_p13.png)</w:t>
+      </w:r>
+    </w:p>
+    <w:p>
+      <w:pPr>
+        <w:pStyle w:val="ListBullet"/>
+      </w:pPr>
+      <w:r>
+        <w:rPr>
+          <w:b w:val="0"/>
+        </w:rPr>
+        <w:t>《如来禅修学体系84-摄离路分别1-古源尊者-20250331（课件）.pdf》第14页（矢量表格／图示）：![课件原图·《如来禅修学体系84-摄离路分别1-古源尊者-20250331（课件）.pdf》·第14页](课件原图/课件原图_fe756ed6_p14.png)</w:t>
+      </w:r>
+    </w:p>
+    <w:p>
+      <w:pPr>
+        <w:pStyle w:val="ListBullet"/>
+      </w:pPr>
+      <w:r>
+        <w:rPr>
+          <w:b w:val="0"/>
+        </w:rPr>
+        <w:t>《如来禅修学体系84-摄离路分别1-古源尊者-20250331（课件）.pdf》第15页（幻灯片截图·文字不可逐字提取）：![课件原图·《如来禅修学体系84-摄离路分别1-古源尊者-20250331（课件）.pdf》·第15页](课件原图/课件原图_fe756ed6_p15.png)</w:t>
+      </w:r>
+    </w:p>
+    <w:p>
+      <w:pPr>
+        <w:pStyle w:val="ListBullet"/>
+      </w:pPr>
+      <w:r>
+        <w:rPr>
+          <w:b w:val="0"/>
+        </w:rPr>
+        <w:t>《如来禅修学体系84-摄离路分别1-古源尊者-20250331（课件）.pdf》第16页（幻灯片截图·文字不可逐字提取）：![课件原图·《如来禅修学体系84-摄离路分别1-古源尊者-20250331（课件）.pdf》·第16页](课件原图/课件原图_fe756ed6_p16.png)</w:t>
+      </w:r>
+    </w:p>
+    <w:p>
+      <w:pPr>
+        <w:pStyle w:val="ListBullet"/>
+      </w:pPr>
+      <w:r>
+        <w:rPr>
+          <w:b w:val="0"/>
+        </w:rPr>
+        <w:t>《如来禅修学体系84-摄离路分别1-古源尊者-20250331（课件）.pdf》第17页（幻灯片截图·文字不可逐字提取）：![课件原图·《如来禅修学体系84-摄离路分别1-古源尊者-20250331（课件）.pdf》·第17页](课件原图/课件原图_fe756ed6_p17.png)</w:t>
+      </w:r>
+    </w:p>
+    <w:p>
+      <w:pPr>
+        <w:pStyle w:val="ListBullet"/>
+      </w:pPr>
+      <w:r>
+        <w:rPr>
+          <w:b w:val="0"/>
+        </w:rPr>
+        <w:t>《如来禅修学体系84-摄离路分别1-古源尊者-20250331（课件）.pdf》第18页（幻灯片截图·文字不可逐字提取）：![课件原图·《如来禅修学体系84-摄离路分别1-古源尊者-20250331（课件）.pdf》·第18页](课件原图/课件原图_fe756ed6_p18.png)</w:t>
+      </w:r>
+    </w:p>
+    <w:p>
+      <w:pPr>
+        <w:pStyle w:val="ListBullet"/>
+      </w:pPr>
+      <w:r>
+        <w:rPr>
+          <w:b w:val="0"/>
+        </w:rPr>
+        <w:t>《生命的意义(袖珍本).pdf》：（本册为文字页，无图形页）</w:t>
+      </w:r>
+    </w:p>
+    <w:p>
+      <w:pPr>
+        <w:pStyle w:val="ListBullet"/>
+      </w:pPr>
+      <w:r>
+        <w:rPr>
+          <w:b w:val="0"/>
+        </w:rPr>
+        <w:t>《阿毗达摩》7-摄离路139~152讲讲义.pdf第2页（思维导图）：![课件原图·《阿毗达摩》7-摄离路139~152讲讲义.pdf·第2页](课件原图/课件原图_c65975f4_p02.png)</w:t>
+      </w:r>
+    </w:p>
+    <w:p>
+      <w:pPr>
+        <w:pStyle w:val="ListBullet"/>
+      </w:pPr>
+      <w:r>
+        <w:rPr>
+          <w:b w:val="0"/>
+        </w:rPr>
+        <w:t>《阿毗达摩》7-摄离路139~152讲讲义.pdf第3页（讲义图版·图片型·无法逐字提取）：![课件原图·《阿毗达摩》7-摄离路139~152讲讲义.pdf·第3页](课件原图/课件原图_c65975f4_p03.png)</w:t>
+      </w:r>
+    </w:p>
+    <w:p>
+      <w:pPr>
+        <w:pStyle w:val="ListBullet"/>
+      </w:pPr>
+      <w:r>
+        <w:rPr>
+          <w:b w:val="0"/>
+        </w:rPr>
+        <w:t>《阿毗达摩》7-摄离路139~152讲讲义.pdf第5页（讲义图版·图片型·无法逐字提取）：![课件原图·《阿毗达摩》7-摄离路139~152讲讲义.pdf·第5页](课件原图/课件原图_c65975f4_p05.png)</w:t>
+      </w:r>
+    </w:p>
+    <w:p>
+      <w:pPr>
+        <w:pStyle w:val="ListBullet"/>
+      </w:pPr>
+      <w:r>
+        <w:rPr>
+          <w:b w:val="0"/>
+        </w:rPr>
+        <w:t>《阿毗达摩》7-摄离路139~152讲讲义.pdf第7页（讲义图版·图片型·无法逐字提取）：![课件原图·《阿毗达摩》7-摄离路139~152讲讲义.pdf·第7页](课件原图/课件原图_c65975f4_p07.png)</w:t>
+      </w:r>
+    </w:p>
+    <w:p>
+      <w:pPr>
+        <w:pStyle w:val="ListBullet"/>
+      </w:pPr>
+      <w:r>
+        <w:rPr>
+          <w:b w:val="0"/>
+        </w:rPr>
+        <w:t>《阿毗达摩》7-摄离路139~152讲讲义.pdf第8页（讲义图版·图片型·无法逐字提取）：![课件原图·《阿毗达摩》7-摄离路139~152讲讲义.pdf·第8页](课件原图/课件原图_c65975f4_p08.png)</w:t>
+      </w:r>
+    </w:p>
+    <w:p>
+      <w:pPr>
+        <w:pStyle w:val="ListBullet"/>
+      </w:pPr>
+      <w:r>
+        <w:rPr>
+          <w:b w:val="0"/>
+        </w:rPr>
+        <w:t>《阿毗达摩》7-摄离路139~152讲讲义.pdf第15页（讲义图版·图片型·无法逐字提取）：![课件原图·《阿毗达摩》7-摄离路139~152讲讲义.pdf·第15页](课件原图/课件原图_c65975f4_p15.png)</w:t>
+      </w:r>
+    </w:p>
+    <w:p>
+      <w:pPr>
+        <w:pStyle w:val="ListBullet"/>
+      </w:pPr>
+      <w:r>
+        <w:rPr>
+          <w:b w:val="0"/>
+        </w:rPr>
+        <w:t>《阿毗达摩》7-摄离路139~152讲讲义.pdf第18页（讲义图版·图片型·无法逐字提取）：![课件原图·《阿毗达摩》7-摄离路139~152讲讲义.pdf·第18页](课件原图/课件原图_c65975f4_p18.png)</w:t>
+      </w:r>
+    </w:p>
+    <w:p>
+      <w:pPr>
+        <w:pStyle w:val="ListBullet"/>
+      </w:pPr>
+      <w:r>
+        <w:rPr>
+          <w:b w:val="0"/>
+        </w:rPr>
+        <w:t>《阿毗达摩》7-摄离路139~152讲讲义.pdf第19页（讲义图版·图片型·无法逐字提取）：![课件原图·《阿毗达摩》7-摄离路139~152讲讲义.pdf·第19页](课件原图/课件原图_c65975f4_p19.png)</w:t>
+      </w:r>
+    </w:p>
+    <w:p>
+      <w:pPr>
+        <w:pStyle w:val="ListBullet"/>
+      </w:pPr>
+      <w:r>
+        <w:rPr>
+          <w:b w:val="0"/>
+        </w:rPr>
+        <w:t>《阿毗达摩》7-摄离路139~152讲讲义.pdf第22页（讲义图版·图片型·无法逐字提取）：![课件原图·《阿毗达摩》7-摄离路139~152讲讲义.pdf·第22页](课件原图/课件原图_c65975f4_p22.png)</w:t>
+      </w:r>
+    </w:p>
+    <w:p>
+      <w:pPr>
+        <w:pStyle w:val="ListBullet"/>
+      </w:pPr>
+      <w:r>
+        <w:rPr>
+          <w:b w:val="0"/>
+        </w:rPr>
+        <w:t>《阿毗达摩》7-摄离路139~152讲讲义.pdf第26页（讲义图版·图片型·无法逐字提取）：![课件原图·《阿毗达摩》7-摄离路139~152讲讲义.pdf·第26页](课件原图/课件原图_c65975f4_p26.png)</w:t>
+      </w:r>
+    </w:p>
+    <w:p>
+      <w:pPr>
+        <w:pStyle w:val="ListBullet"/>
+      </w:pPr>
+      <w:r>
+        <w:rPr>
+          <w:b w:val="0"/>
+        </w:rPr>
+        <w:t>《阿毗达摩》7-摄离路139~152讲讲义.pdf第28页（讲义图版·图片型·无法逐字提取）：![课件原图·《阿毗达摩》7-摄离路139~152讲讲义.pdf·第28页](课件原图/课件原图_c65975f4_p28.png)</w:t>
+      </w:r>
+    </w:p>
+    <w:p>
+      <w:pPr>
+        <w:pStyle w:val="ListBullet"/>
+      </w:pPr>
+      <w:r>
+        <w:rPr>
+          <w:b w:val="0"/>
+        </w:rPr>
+        <w:t>《阿毗达摩》7-摄离路139~152讲讲义.pdf第34页（讲义图版·图片型·无法逐字提取）：![课件原图·《阿毗达摩》7-摄离路139~152讲讲义.pdf·第34页](课件原图/课件原图_c65975f4_p34.png)</w:t>
+      </w:r>
+    </w:p>
+    <w:p>
+      <w:pPr>
+        <w:pStyle w:val="ListBullet"/>
+      </w:pPr>
+      <w:r>
+        <w:rPr>
+          <w:b w:val="0"/>
+        </w:rPr>
+        <w:t>《阿毗达摩》7-摄离路139~152讲讲义.pdf第35页（讲义图版·图片型·无法逐字提取）：![课件原图·《阿毗达摩》7-摄离路139~152讲讲义.pdf·第35页](课件原图/课件原图_c65975f4_p35.png)</w:t>
+      </w:r>
+    </w:p>
+    <w:p>
+      <w:pPr>
+        <w:pStyle w:val="ListBullet"/>
+      </w:pPr>
+      <w:r>
+        <w:rPr>
+          <w:b w:val="0"/>
+        </w:rPr>
+        <w:t>《阿毗达摩》7-摄离路139~152讲讲义.pdf第36页（讲义图版·图片型·无法逐字提取）：![课件原图·《阿毗达摩》7-摄离路139~152讲讲义.pdf·第36页](课件原图/课件原图_c65975f4_p36.png)</w:t>
+      </w:r>
+    </w:p>
+    <w:p>
+      <w:pPr>
+        <w:pStyle w:val="ListBullet"/>
+      </w:pPr>
+      <w:r>
+        <w:rPr>
+          <w:b w:val="0"/>
+        </w:rPr>
+        <w:t>《阿毗达摩》7-摄离路139~152讲讲义.pdf第37页（业生色十八法讲义图版·图片型）：![课件原图·《阿毗达摩》7-摄离路139~152讲讲义.pdf·第37页](课件原图/课件原图_c65975f4_p37.png)</w:t>
+      </w:r>
+    </w:p>
+    <w:p>
+      <w:pPr>
+        <w:pStyle w:val="ListBullet"/>
+      </w:pPr>
+      <w:r>
+        <w:rPr>
+          <w:b w:val="0"/>
+        </w:rPr>
+        <w:t>《阿毗达摩》7-摄离路139~152讲讲义.pdf第40页（讲义图版·图片型·无法逐字提取）：![课件原图·《阿毗达摩》7-摄离路139~152讲讲义.pdf·第40页](课件原图/课件原图_c65975f4_p40.png)</w:t>
+      </w:r>
+    </w:p>
+    <w:p>
+      <w:pPr>
+        <w:pStyle w:val="ListBullet"/>
+      </w:pPr>
+      <w:r>
+        <w:rPr>
+          <w:b w:val="0"/>
+        </w:rPr>
+        <w:t>《阿毗达摩》7-摄离路139~152讲讲义.pdf第41页（讲义图版·图片型·无法逐字提取）：![课件原图·《阿毗达摩》7-摄离路139~152讲讲义.pdf·第41页](课件原图/课件原图_c65975f4_p41.png)</w:t>
+      </w:r>
+    </w:p>
+    <w:p>
+      <w:pPr>
+        <w:pStyle w:val="ListBullet"/>
+      </w:pPr>
+      <w:r>
+        <w:rPr>
+          <w:b w:val="0"/>
+        </w:rPr>
+        <w:t>《阿毗达摩》7-摄离路139~152讲讲义.pdf第42页（讲义图版·图片型·无法逐字提取）：![课件原图·《阿毗达摩》7-摄离路139~152讲讲义.pdf·第42页](课件原图/课件原图_c65975f4_p42.png)</w:t>
+      </w:r>
+    </w:p>
+    <w:p>
+      <w:pPr>
+        <w:pStyle w:val="ListBullet"/>
+      </w:pPr>
+      <w:r>
+        <w:rPr>
+          <w:b w:val="0"/>
+        </w:rPr>
+        <w:t>《阿毗达摩》7-摄离路139~152讲讲义.pdf第43页（讲义图版·图片型·无法逐字提取）：![课件原图·《阿毗达摩》7-摄离路139~152讲讲义.pdf·第43页](课件原图/课件原图_c65975f4_p43.png)</w:t>
+      </w:r>
+    </w:p>
+    <w:p>
+      <w:pPr>
+        <w:pStyle w:val="ListBullet"/>
+      </w:pPr>
+      <w:r>
+        <w:rPr>
+          <w:b w:val="0"/>
+        </w:rPr>
+        <w:t>《阿毗达摩》7-摄离路139~152讲讲义.pdf第44页（讲义图版·图片型·无法逐字提取）：![课件原图·《阿毗达摩》7-摄离路139~152讲讲义.pdf·第44页](课件原图/课件原图_c65975f4_p44.png)</w:t>
+      </w:r>
+    </w:p>
+    <w:p>
+      <w:pPr>
+        <w:pStyle w:val="ListBullet"/>
+      </w:pPr>
+      <w:r>
+        <w:rPr>
+          <w:b w:val="0"/>
+        </w:rPr>
+        <w:t>《阿毗达摩》7-摄离路139~152讲讲义.pdf第47页（讲义图版·图片型·无法逐字提取）：![课件原图·《阿毗达摩》7-摄离路139~152讲讲义.pdf·第47页](课件原图/课件原图_c65975f4_p47.png)</w:t>
+      </w:r>
+    </w:p>
+    <w:p>
+      <w:pPr>
+        <w:pStyle w:val="ListBullet"/>
+      </w:pPr>
+      <w:r>
+        <w:rPr>
+          <w:b w:val="0"/>
+        </w:rPr>
+        <w:t>《阿毗达摩》7-摄离路139~152讲讲义.pdf第49页（讲义图版·图片型·无法逐字提取）：![课件原图·《阿毗达摩》7-摄离路139~152讲讲义.pdf·第49页](课件原图/课件原图_c65975f4_p49.png)</w:t>
+      </w:r>
+    </w:p>
+    <w:p>
+      <w:pPr>
+        <w:pStyle w:val="ListBullet"/>
+      </w:pPr>
+      <w:r>
+        <w:rPr>
+          <w:b w:val="0"/>
+        </w:rPr>
+        <w:t>《阿毗达摩》7-摄离路139~152讲讲义.pdf第52页（讲义图版·图片型·无法逐字提取）：![课件原图·《阿毗达摩》7-摄离路139~152讲讲义.pdf·第52页](课件原图/课件原图_c65975f4_p52.png)</w:t>
+      </w:r>
+    </w:p>
+    <w:p>
+      <w:pPr>
+        <w:pStyle w:val="ListBullet"/>
+      </w:pPr>
+      <w:r>
+        <w:rPr>
+          <w:b w:val="0"/>
+        </w:rPr>
+        <w:t>《阿毗达摩》7-摄离路139~152讲讲义.pdf第53页（讲义图版·图片型·无法逐字提取）：![课件原图·《阿毗达摩》7-摄离路139~152讲讲义.pdf·第53页](课件原图/课件原图_c65975f4_p53.png)</w:t>
+      </w:r>
+    </w:p>
+    <w:p>
+      <w:pPr>
+        <w:pStyle w:val="ListBullet"/>
+      </w:pPr>
+      <w:r>
+        <w:rPr>
+          <w:b w:val="0"/>
+        </w:rPr>
+        <w:t>《阿毗达摩》7-摄离路139~152讲讲义.pdf第55页（讲义图版·图片型·无法逐字提取）：![课件原图·《阿毗达摩》7-摄离路139~152讲讲义.pdf·第55页](课件原图/课件原图_c65975f4_p55.png)</w:t>
+      </w:r>
+    </w:p>
+    <w:p>
+      <w:pPr>
+        <w:pStyle w:val="ListBullet"/>
+      </w:pPr>
+      <w:r>
+        <w:rPr>
+          <w:b w:val="0"/>
+        </w:rPr>
+        <w:t>《阿毗达摩》7-摄离路139~152讲讲义.pdf第57页（讲义图版·图片型·无法逐字提取）：![课件原图·《阿毗达摩》7-摄离路139~152讲讲义.pdf·第57页](课件原图/课件原图_c65975f4_p57.png)</w:t>
+      </w:r>
+    </w:p>
+    <w:p>
+      <w:pPr>
+        <w:pStyle w:val="ListBullet"/>
+      </w:pPr>
+      <w:r>
+        <w:rPr>
+          <w:b w:val="0"/>
+        </w:rPr>
+        <w:t>《阿毗达摩》7-摄离路139~152讲讲义.pdf第60页（讲义图版·图片型·无法逐字提取）：![课件原图·《阿毗达摩》7-摄离路139~152讲讲义.pdf·第60页](课件原图/课件原图_c65975f4_p60.png)</w:t>
+      </w:r>
+    </w:p>
+    <w:p>
+      <w:pPr>
+        <w:pStyle w:val="ListBullet"/>
+      </w:pPr>
+      <w:r>
+        <w:rPr>
+          <w:b w:val="0"/>
+        </w:rPr>
+        <w:t>《阿毗达摩》7-摄离路139~152讲讲义.pdf第61页（讲义图版·图片型·无法逐字提取）：![课件原图·《阿毗达摩》7-摄离路139~152讲讲义.pdf·第61页](课件原图/课件原图_c65975f4_p61.png)</w:t>
+      </w:r>
+    </w:p>
+    <w:p>
+      <w:pPr>
+        <w:pStyle w:val="ListBullet"/>
+      </w:pPr>
+      <w:r>
+        <w:rPr>
+          <w:b w:val="0"/>
+        </w:rPr>
+        <w:t>《阿毗达摩》7-摄离路139~152讲讲义.pdf第66页（讲义图版·图片型·无法逐字提取）：![课件原图·《阿毗达摩》7-摄离路139~152讲讲义.pdf·第66页](课件原图/课件原图_c65975f4_p66.png)</w:t>
+      </w:r>
+    </w:p>
+    <w:p>
+      <w:pPr>
+        <w:pStyle w:val="ListBullet"/>
+      </w:pPr>
+      <w:r>
+        <w:rPr>
+          <w:b w:val="0"/>
+        </w:rPr>
+        <w:t>《阿毗达摩》7-摄离路139~152讲讲义.pdf第67页（讲义图版·图片型·无法逐字提取）：![课件原图·《阿毗达摩》7-摄离路139~152讲讲义.pdf·第67页](课件原图/课件原图_c65975f4_p67.png)</w:t>
+      </w:r>
+    </w:p>
+    <w:p>
+      <w:pPr>
+        <w:pStyle w:val="ListBullet"/>
+      </w:pPr>
+      <w:r>
+        <w:rPr>
+          <w:b w:val="0"/>
+        </w:rPr>
+        <w:t>《阿毗达摩》7-摄离路139~152讲讲义.pdf第69页（讲义图版·图片型·无法逐字提取）：![课件原图·《阿毗达摩》7-摄离路139~152讲讲义.pdf·第69页](课件原图/课件原图_c65975f4_p69.png)</w:t>
+      </w:r>
+    </w:p>
+    <w:p>
+      <w:pPr>
+        <w:pStyle w:val="ListBullet"/>
+      </w:pPr>
+      <w:r>
+        <w:rPr>
+          <w:b w:val="0"/>
+        </w:rPr>
+        <w:t>《阿毗达摩》7-摄离路139~152讲讲义.pdf第71页（讲义图版·图片型·无法逐字提取）：![课件原图·《阿毗达摩》7-摄离路139~152讲讲义.pdf·第71页](课件原图/课件原图_c65975f4_p71.png)</w:t>
+      </w:r>
+    </w:p>
+    <w:p>
+      <w:pPr>
+        <w:pStyle w:val="ListBullet"/>
+      </w:pPr>
+      <w:r>
+        <w:rPr>
+          <w:b w:val="0"/>
+        </w:rPr>
+        <w:t>《阿毗达摩》7-摄离路139~152讲讲义.pdf第73页（讲义图版·图片型·无法逐字提取）：![课件原图·《阿毗达摩》7-摄离路139~152讲讲义.pdf·第73页](课件原图/课件原图_c65975f4_p73.png)</w:t>
+      </w:r>
+    </w:p>
+    <w:p>
+      <w:pPr>
+        <w:pStyle w:val="ListBullet"/>
+      </w:pPr>
+      <w:r>
+        <w:rPr>
+          <w:b w:val="0"/>
+        </w:rPr>
+        <w:t>《阿毗达摩》7-摄离路139~152讲讲义.pdf第76页（讲义图版·图片型·无法逐字提取）：![课件原图·《阿毗达摩》7-摄离路139~152讲讲义.pdf·第76页](课件原图/课件原图_c65975f4_p76.png)</w:t>
+      </w:r>
+    </w:p>
+    <w:p>
+      <w:pPr>
+        <w:pStyle w:val="ListBullet"/>
+      </w:pPr>
+      <w:r>
+        <w:rPr>
+          <w:b w:val="0"/>
+        </w:rPr>
+        <w:t>《阿毗达摩》7-摄离路139~152讲讲义.pdf第77页（讲义图版·图片型·无法逐字提取）：![课件原图·《阿毗达摩》7-摄离路139~152讲讲义.pdf·第77页](课件原图/课件原图_c65975f4_p77.png)</w:t>
+      </w:r>
+    </w:p>
+    <w:p>
+      <w:pPr>
+        <w:pStyle w:val="ListBullet"/>
+      </w:pPr>
+      <w:r>
+        <w:rPr>
+          <w:b w:val="0"/>
+        </w:rPr>
+        <w:t>《阿毗达摩》7-摄离路139~152讲讲义.pdf第80页（讲义图版·图片型·无法逐字提取）：![课件原图·《阿毗达摩》7-摄离路139~152讲讲义.pdf·第80页](课件原图/课件原图_c65975f4_p80.png)</w:t>
+      </w:r>
+    </w:p>
+    <w:p>
+      <w:pPr>
+        <w:pStyle w:val="ListBullet"/>
+      </w:pPr>
+      <w:r>
+        <w:rPr>
+          <w:b w:val="0"/>
+        </w:rPr>
+        <w:t>《阿毗达摩》7-摄离路139~152讲讲义.pdf第95页（讲义图版·图片型·无法逐字提取）：![课件原图·《阿毗达摩》7-摄离路139~152讲讲义.pdf·第95页](课件原图/课件原图_c65975f4_p95.png)</w:t>
+      </w:r>
+    </w:p>
+    <w:p>
+      <w:pPr>
+        <w:pStyle w:val="ListBullet"/>
+      </w:pPr>
+      <w:r>
+        <w:rPr>
+          <w:b w:val="0"/>
+        </w:rPr>
+        <w:t>《阿毗达摩》7-摄离路139~152讲讲义.pdf第97页（讲义图版·图片型·无法逐字提取）：![课件原图·《阿毗达摩》7-摄离路139~152讲讲义.pdf·第97页](课件原图/课件原图_c65975f4_p97.png)</w:t>
+      </w:r>
+    </w:p>
+    <w:p>
+      <w:pPr>
+        <w:pStyle w:val="ListBullet"/>
+      </w:pPr>
+      <w:r>
+        <w:rPr>
+          <w:b w:val="0"/>
+        </w:rPr>
+        <w:t>《阿毗达摩》7-摄离路139~152讲讲义.pdf第100页（思维导图）：![课件原图·《阿毗达摩》7-摄离路139~152讲讲义.pdf·第100页](课件原图/课件原图_c65975f4_p100.png)</w:t>
+      </w:r>
+    </w:p>
+    <w:p>
+      <w:pPr>
+        <w:pStyle w:val="ListBullet"/>
+      </w:pPr>
+      <w:r>
+        <w:rPr>
+          <w:b w:val="0"/>
+        </w:rPr>
+        <w:t>《阿毗达摩》7-摄离路139~152讲讲义.pdf第101页（讲义图版·图片型·无法逐字提取）：![课件原图·《阿毗达摩》7-摄离路139~152讲讲义.pdf·第101页](课件原图/课件原图_c65975f4_p101.png)</w:t>
+      </w:r>
+    </w:p>
+    <w:p>
+      <w:pPr>
+        <w:pStyle w:val="ListBullet"/>
+      </w:pPr>
+      <w:r>
+        <w:rPr>
+          <w:b w:val="0"/>
+        </w:rPr>
+        <w:t>《阿毗达摩》7-摄离路139~152讲讲义.pdf第103页（讲义图版·图片型·无法逐字提取）：![课件原图·《阿毗达摩》7-摄离路139~152讲讲义.pdf·第103页](课件原图/课件原图_c65975f4_p103.png)</w:t>
+      </w:r>
+    </w:p>
+    <w:p>
+      <w:pPr>
+        <w:pStyle w:val="ListBullet"/>
+      </w:pPr>
+      <w:r>
+        <w:rPr>
+          <w:b w:val="0"/>
+        </w:rPr>
+        <w:t>《阿毗达摩》7-摄离路139~152讲讲义.pdf第115页（讲义图版·图片型·无法逐字提取）：![课件原图·《阿毗达摩》7-摄离路139~152讲讲义.pdf·第115页](课件原图/课件原图_c65975f4_p115.png)</w:t>
+      </w:r>
+    </w:p>
+    <w:p>
+      <w:pPr>
+        <w:pStyle w:val="ListBullet"/>
+      </w:pPr>
+      <w:r>
+        <w:rPr>
+          <w:b w:val="0"/>
+        </w:rPr>
+        <w:t>《阿毗达摩》7-摄离路139~152讲讲义.pdf第117页（讲义图版·图片型·无法逐字提取）：![课件原图·《阿毗达摩》7-摄离路139~152讲讲义.pdf·第117页](课件原图/课件原图_c65975f4_p117.png)</w:t>
+      </w:r>
+    </w:p>
+    <w:p>
+      <w:pPr>
+        <w:pStyle w:val="ListBullet"/>
+      </w:pPr>
+      <w:r>
+        <w:rPr>
+          <w:b w:val="0"/>
+        </w:rPr>
+        <w:t>《阿毗达摩》7-摄离路139~152讲讲义.pdf第118页（讲义图版·图片型·无法逐字提取）：![课件原图·《阿毗达摩》7-摄离路139~152讲讲义.pdf·第118页](课件原图/课件原图_c65975f4_p118.png)</w:t>
+      </w:r>
+    </w:p>
+    <w:p>
+      <w:pPr>
+        <w:pStyle w:val="ListBullet"/>
+      </w:pPr>
+      <w:r>
+        <w:rPr>
+          <w:b w:val="0"/>
+        </w:rPr>
+        <w:t>《阿毗达摩》7-摄离路139~152讲讲义.pdf第120页（讲义图版·图片型·无法逐字提取）：![课件原图·《阿毗达摩》7-摄离路139~152讲讲义.pdf·第120页](课件原图/课件原图_c65975f4_p120.png)</w:t>
+      </w:r>
+    </w:p>
+    <w:p>
+      <w:pPr>
+        <w:pStyle w:val="ListBullet"/>
+      </w:pPr>
+      <w:r>
+        <w:rPr>
+          <w:b w:val="0"/>
+        </w:rPr>
+        <w:t>《阿毗达摩》7-摄离路139~152讲讲义.pdf第122页（讲义图版·图片型·无法逐字提取）：![课件原图·《阿毗达摩》7-摄离路139~152讲讲义.pdf·第122页](课件原图/课件原图_c65975f4_p122.png)</w:t>
+      </w:r>
+    </w:p>
+    <w:p>
+      <w:pPr>
+        <w:pStyle w:val="ListBullet"/>
+      </w:pPr>
+      <w:r>
+        <w:rPr>
+          <w:b w:val="0"/>
+        </w:rPr>
+        <w:t>《阿毗达摩》7-摄离路139~152讲讲义.pdf第123页（讲义图版·图片型·无法逐字提取）：![课件原图·《阿毗达摩》7-摄离路139~152讲讲义.pdf·第123页](课件原图/课件原图_c65975f4_p123.png)</w:t>
+      </w:r>
+    </w:p>
+    <w:p>
+      <w:pPr>
+        <w:pStyle w:val="ListBullet"/>
+      </w:pPr>
+      <w:r>
+        <w:rPr>
+          <w:b w:val="0"/>
+        </w:rPr>
+        <w:t>《阿毗达摩》7-摄离路139~152讲讲义.pdf第125页（讲义图版·图片型·无法逐字提取）：![课件原图·《阿毗达摩》7-摄离路139~152讲讲义.pdf·第125页](课件原图/课件原图_c65975f4_p125.png)</w:t>
+      </w:r>
+    </w:p>
+    <w:p>
+      <w:pPr>
+        <w:pStyle w:val="ListBullet"/>
+      </w:pPr>
+      <w:r>
+        <w:rPr>
+          <w:b w:val="0"/>
+        </w:rPr>
+        <w:t>《阿毗达摩》7-摄离路139~152讲讲义.pdf第128页（讲义图版·图片型·无法逐字提取）：![课件原图·《阿毗达摩》7-摄离路139~152讲讲义.pdf·第128页](课件原图/课件原图_c65975f4_p128.png)</w:t>
+      </w:r>
+    </w:p>
+    <w:p>
+      <w:pPr>
+        <w:pStyle w:val="ListBullet"/>
+      </w:pPr>
+      <w:r>
+        <w:rPr>
+          <w:b w:val="0"/>
+        </w:rPr>
+        <w:t>《阿毗达摩》7-摄离路139~152讲讲义.pdf第129页（讲义图版·图片型·无法逐字提取）：![课件原图·《阿毗达摩》7-摄离路139~152讲讲义.pdf·第129页](课件原图/课件原图_c65975f4_p129.png)</w:t>
+      </w:r>
+    </w:p>
+    <w:p>
+      <w:pPr>
+        <w:pStyle w:val="ListBullet"/>
+      </w:pPr>
+      <w:r>
+        <w:rPr>
+          <w:b w:val="0"/>
+        </w:rPr>
+        <w:t>《阿毗达摩》7-摄离路139~152讲讲义.pdf第132页（讲义图版·图片型·无法逐字提取）：![课件原图·《阿毗达摩》7-摄离路139~152讲讲义.pdf·第132页](课件原图/课件原图_c65975f4_p132.png)</w:t>
+      </w:r>
+    </w:p>
+    <w:p>
+      <w:pPr>
+        <w:pStyle w:val="ListBullet"/>
+      </w:pPr>
+      <w:r>
+        <w:rPr>
+          <w:b w:val="0"/>
+        </w:rPr>
+        <w:t>《阿毗达摩》7-摄离路139~152讲讲义.pdf第139页（讲义图版·图片型·无法逐字提取）：![课件原图·《阿毗达摩》7-摄离路139~152讲讲义.pdf·第139页](课件原图/课件原图_c65975f4_p139.png)</w:t>
+      </w:r>
+    </w:p>
+    <w:p>
+      <w:pPr>
+        <w:pStyle w:val="ListBullet"/>
+      </w:pPr>
+      <w:r>
+        <w:rPr>
+          <w:b w:val="0"/>
+        </w:rPr>
+        <w:t>《阿毗达摩》7-摄离路139~152讲讲义.pdf第140页（讲义图版·图片型·无法逐字提取）：![课件原图·《阿毗达摩》7-摄离路139~152讲讲义.pdf·第140页](课件原图/课件原图_c65975f4_p140.png)</w:t>
+      </w:r>
+    </w:p>
+    <w:p>
+      <w:pPr>
+        <w:pStyle w:val="ListBullet"/>
+      </w:pPr>
+      <w:r>
+        <w:rPr>
+          <w:b w:val="0"/>
+        </w:rPr>
+        <w:t>《阿毗达摩》7-摄离路139~152讲讲义.pdf第145页（讲义图版·图片型·无法逐字提取）：![课件原图·《阿毗达摩》7-摄离路139~152讲讲义.pdf·第145页](课件原图/课件原图_c65975f4_p145.png)</w:t>
+      </w:r>
+    </w:p>
+    <w:p>
+      <w:pPr>
+        <w:pStyle w:val="ListBullet"/>
+      </w:pPr>
+      <w:r>
+        <w:rPr>
+          <w:b w:val="0"/>
+        </w:rPr>
+        <w:t>《阿毗达摩》7-摄离路139~152讲讲义.pdf第147页（矢量表格／图示）：![课件原图·《阿毗达摩》7-摄离路139~152讲讲义.pdf·第147页](课件原图/课件原图_c65975f4_p147.png)</w:t>
+      </w:r>
+    </w:p>
+    <w:p>
+      <w:pPr>
+        <w:pStyle w:val="ListBullet"/>
+      </w:pPr>
+      <w:r>
+        <w:rPr>
+          <w:b w:val="0"/>
+        </w:rPr>
+        <w:t>《阿毗达摩》7-摄离路139~152讲讲义.pdf第157页（讲义图版·图片型·无法逐字提取）：![课件原图·《阿毗达摩》7-摄离路139~152讲讲义.pdf·第157页](课件原图/课件原图_c65975f4_p157.png)</w:t>
+      </w:r>
+    </w:p>
+    <w:p>
+      <w:pPr>
+        <w:pStyle w:val="ListBullet"/>
+      </w:pPr>
+      <w:r>
+        <w:rPr>
+          <w:b w:val="0"/>
+        </w:rPr>
+        <w:t>《阿毗达摩》7-摄离路139~152讲讲义.pdf第158页（讲义图版·图片型·无法逐字提取）：![课件原图·《阿毗达摩》7-摄离路139~152讲讲义.pdf·第158页](课件原图/课件原图_c65975f4_p158.png)</w:t>
+      </w:r>
+    </w:p>
+    <w:p>
+      <w:pPr>
+        <w:pStyle w:val="ListBullet"/>
+      </w:pPr>
+      <w:r>
+        <w:rPr>
+          <w:b w:val="0"/>
+        </w:rPr>
+        <w:t>《阿毗达摩》7-摄离路139~152讲讲义.pdf第160页（讲义图版·图片型·无法逐字提取）：![课件原图·《阿毗达摩》7-摄离路139~152讲讲义.pdf·第160页](课件原图/课件原图_c65975f4_p160.png)</w:t>
+      </w:r>
+    </w:p>
+    <w:p>
+      <w:pPr>
+        <w:pStyle w:val="ListBullet"/>
+      </w:pPr>
+      <w:r>
+        <w:rPr>
+          <w:b w:val="0"/>
+        </w:rPr>
+        <w:t>《阿毗达摩》7-摄离路139~152讲讲义.pdf第161页（讲义图版·图片型·无法逐字提取）：![课件原图·《阿毗达摩》7-摄离路139~152讲讲义.pdf·第161页](课件原图/课件原图_c65975f4_p161.png)</w:t>
+      </w:r>
+    </w:p>
+    <w:p>
+      <w:pPr>
+        <w:pStyle w:val="ListBullet"/>
+      </w:pPr>
+      <w:r>
+        <w:rPr>
+          <w:b w:val="0"/>
+        </w:rPr>
+        <w:t>《阿毗达摩》7-摄离路139~152讲讲义.pdf第164页（讲义图版·图片型·无法逐字提取）：![课件原图·《阿毗达摩》7-摄离路139~152讲讲义.pdf·第164页](课件原图/课件原图_c65975f4_p164.png)</w:t>
+      </w:r>
+    </w:p>
+    <w:p>
+      <w:pPr>
+        <w:pStyle w:val="ListBullet"/>
+      </w:pPr>
+      <w:r>
+        <w:rPr>
+          <w:b w:val="0"/>
+        </w:rPr>
+        <w:t>《阿毗达摩》7-摄离路139~152讲讲义.pdf第165页（讲义图版·图片型·无法逐字提取）：![课件原图·《阿毗达摩》7-摄离路139~152讲讲义.pdf·第165页](课件原图/课件原图_c65975f4_p165.png)</w:t>
+      </w:r>
+    </w:p>
+    <w:p>
+      <w:pPr>
+        <w:pStyle w:val="ListBullet"/>
+      </w:pPr>
+      <w:r>
+        <w:rPr>
+          <w:b w:val="0"/>
+        </w:rPr>
+        <w:t>《阿毗达摩》7-摄离路139~152讲讲义.pdf第174页（讲义图版·图片型·无法逐字提取）：![课件原图·《阿毗达摩》7-摄离路139~152讲讲义.pdf·第174页](课件原图/课件原图_c65975f4_p174.png)</w:t>
+      </w:r>
+    </w:p>
+    <w:p>
+      <w:pPr>
+        <w:pStyle w:val="ListBullet"/>
+      </w:pPr>
+      <w:r>
+        <w:rPr>
+          <w:b w:val="0"/>
+        </w:rPr>
+        <w:t>《阿毗达摩》7-摄离路139~152讲讲义.pdf第175页（讲义图版·图片型·无法逐字提取）：![课件原图·《阿毗达摩》7-摄离路139~152讲讲义.pdf·第175页](课件原图/课件原图_c65975f4_p175.png)</w:t>
+      </w:r>
+    </w:p>
+    <w:p>
+      <w:pPr>
+        <w:pStyle w:val="ListBullet"/>
+      </w:pPr>
+      <w:r>
+        <w:rPr>
+          <w:b w:val="0"/>
+        </w:rPr>
+        <w:t>《阿毗达摩》7-摄离路139~152讲讲义.pdf第181页（讲义图版·图片型·无法逐字提取）：![课件原图·《阿毗达摩》7-摄离路139~152讲讲义.pdf·第181页](课件原图/课件原图_c65975f4_p181.png)</w:t>
+      </w:r>
+    </w:p>
+    <w:p>
+      <w:pPr>
+        <w:pStyle w:val="ListBullet"/>
+      </w:pPr>
+      <w:r>
+        <w:rPr>
+          <w:b w:val="0"/>
+        </w:rPr>
+        <w:t>《阿毗达摩》7-摄离路139~152讲讲义.pdf第186页（讲义图版·图片型·无法逐字提取）：![课件原图·《阿毗达摩》7-摄离路139~152讲讲义.pdf·第186页](课件原图/课件原图_c65975f4_p186.png)</w:t>
+      </w:r>
+    </w:p>
+    <w:p>
+      <w:pPr>
+        <w:pStyle w:val="ListBullet"/>
+      </w:pPr>
+      <w:r>
+        <w:rPr>
+          <w:b w:val="0"/>
+        </w:rPr>
+        <w:t>《阿毗达摩》7-摄离路139~152讲讲义.pdf第193页（讲义图版·图片型·无法逐字提取）：![课件原图·《阿毗达摩》7-摄离路139~152讲讲义.pdf·第193页](课件原图/课件原图_c65975f4_p193.png)</w:t>
+      </w:r>
+    </w:p>
+    <w:p>
+      <w:pPr>
+        <w:pStyle w:val="ListBullet"/>
+      </w:pPr>
+      <w:r>
+        <w:rPr>
+          <w:b w:val="0"/>
+        </w:rPr>
+        <w:t>《阿毗达摩》7-摄离路139~152讲讲义.pdf第194页（讲义图版·图片型·无法逐字提取）：![课件原图·《阿毗达摩》7-摄离路139~152讲讲义.pdf·第194页](课件原图/课件原图_c65975f4_p194.png)</w:t>
+      </w:r>
+    </w:p>
+    <w:p>
+      <w:pPr>
+        <w:pStyle w:val="ListBullet"/>
+      </w:pPr>
+      <w:r>
+        <w:rPr>
+          <w:b w:val="0"/>
+        </w:rPr>
+        <w:t>《阿毗达摩》7-摄离路139~152讲讲义.pdf第196页（讲义图版·图片型·无法逐字提取）：![课件原图·《阿毗达摩》7-摄离路139~152讲讲义.pdf·第196页](课件原图/课件原图_c65975f4_p196.png)</w:t>
+      </w:r>
+    </w:p>
+    <w:p>
+      <w:pPr>
+        <w:pStyle w:val="ListBullet"/>
+      </w:pPr>
+      <w:r>
+        <w:rPr>
+          <w:b w:val="0"/>
+        </w:rPr>
+        <w:t>《阿毗达摩》7-摄离路139~152讲讲义.pdf第199页（讲义图版·图片型·无法逐字提取）：![课件原图·《阿毗达摩》7-摄离路139~152讲讲义.pdf·第199页](课件原图/课件原图_c65975f4_p199.png)</w:t>
+      </w:r>
+    </w:p>
+    <w:p>
+      <w:pPr>
+        <w:pStyle w:val="ListBullet"/>
+      </w:pPr>
+      <w:r>
+        <w:rPr>
+          <w:b w:val="0"/>
+        </w:rPr>
+        <w:t>《阿毗达摩》7-摄离路139~152讲讲义.pdf第200页（讲义图版·图片型·无法逐字提取）：![课件原图·《阿毗达摩》7-摄离路139~152讲讲义.pdf·第200页](课件原图/课件原图_c65975f4_p200.png)</w:t>
+      </w:r>
+    </w:p>
+    <w:p>
+      <w:pPr>
+        <w:pStyle w:val="ListBullet"/>
+      </w:pPr>
+      <w:r>
+        <w:rPr>
+          <w:b w:val="0"/>
+        </w:rPr>
+        <w:t>《阿毗达摩》7-摄离路139~152讲讲义.pdf第203页（讲义图版·图片型·无法逐字提取）：![课件原图·《阿毗达摩》7-摄离路139~152讲讲义.pdf·第203页](课件原图/课件原图_c65975f4_p203.png)</w:t>
+      </w:r>
+    </w:p>
+    <w:p>
+      <w:pPr>
+        <w:pStyle w:val="ListBullet"/>
+      </w:pPr>
+      <w:r>
+        <w:rPr>
+          <w:b w:val="0"/>
+        </w:rPr>
+        <w:t>《阿毗达摩》7-摄离路139~152讲讲义.pdf第204页（讲义图版·图片型·无法逐字提取）：![课件原图·《阿毗达摩》7-摄离路139~152讲讲义.pdf·第204页](课件原图/课件原图_c65975f4_p204.png)</w:t>
+      </w:r>
+    </w:p>
+    <w:p>
+      <w:pPr>
+        <w:pStyle w:val="ListBullet"/>
+      </w:pPr>
+      <w:r>
+        <w:rPr>
+          <w:b w:val="0"/>
+        </w:rPr>
+        <w:t>《阿毗达摩》7-摄离路139~152讲讲义.pdf第205页（讲义图版·图片型·无法逐字提取）：![课件原图·《阿毗达摩》7-摄离路139~152讲讲义.pdf·第205页](课件原图/课件原图_c65975f4_p205.png)</w:t>
+      </w:r>
+    </w:p>
+    <w:p>
+      <w:pPr>
+        <w:pStyle w:val="ListBullet"/>
+      </w:pPr>
+      <w:r>
+        <w:rPr>
+          <w:b w:val="0"/>
+        </w:rPr>
+        <w:t>《阿毗达摩》7-摄离路139~152讲讲义.pdf第212页（讲义图版·图片型·无法逐字提取）：![课件原图·《阿毗达摩》7-摄离路139~152讲讲义.pdf·第212页](课件原图/课件原图_c65975f4_p212.png)</w:t>
+      </w:r>
+    </w:p>
+    <w:p>
+      <w:pPr>
+        <w:pStyle w:val="ListBullet"/>
+      </w:pPr>
+      <w:r>
+        <w:rPr>
+          <w:b w:val="0"/>
+        </w:rPr>
+        <w:t>《阿毗达摩》7-摄离路139~152讲讲义.pdf第215页（讲义图版·图片型·无法逐字提取）：![课件原图·《阿毗达摩》7-摄离路139~152讲讲义.pdf·第215页](课件原图/课件原图_c65975f4_p215.png)</w:t>
+      </w:r>
+    </w:p>
+    <w:p>
+      <w:pPr>
+        <w:pStyle w:val="ListBullet"/>
+      </w:pPr>
+      <w:r>
+        <w:rPr>
+          <w:b w:val="0"/>
+        </w:rPr>
+        <w:t>《阿毗达摩》7-摄离路139~152讲讲义.pdf第216页（讲义图版·图片型·无法逐字提取）：![课件原图·《阿毗达摩》7-摄离路139~152讲讲义.pdf·第216页](课件原图/课件原图_c65975f4_p216.png)</w:t>
+      </w:r>
+    </w:p>
+    <w:p>
+      <w:pPr>
+        <w:pStyle w:val="ListBullet"/>
+      </w:pPr>
+      <w:r>
+        <w:rPr>
+          <w:b w:val="0"/>
+        </w:rPr>
+        <w:t>《阿毗达摩》7-摄离路139~152讲讲义.pdf第220页（讲义图版·图片型·无法逐字提取）：![课件原图·《阿毗达摩》7-摄离路139~152讲讲义.pdf·第220页](课件原图/课件原图_c65975f4_p220.png)</w:t>
+      </w:r>
+    </w:p>
+    <w:p>
+      <w:pPr>
+        <w:pStyle w:val="ListBullet"/>
+      </w:pPr>
+      <w:r>
+        <w:rPr>
+          <w:b w:val="0"/>
+        </w:rPr>
+        <w:t>《阿毗达摩》7-摄离路139~152讲讲义.pdf第224页（讲义图版·图片型·无法逐字提取）：![课件原图·《阿毗达摩》7-摄离路139~152讲讲义.pdf·第224页](课件原图/课件原图_c65975f4_p224.png)</w:t>
+      </w:r>
+    </w:p>
+    <w:p>
+      <w:pPr>
+        <w:pStyle w:val="ListBullet"/>
+      </w:pPr>
+      <w:r>
+        <w:rPr>
+          <w:b w:val="0"/>
+        </w:rPr>
+        <w:t>《阿毗达摩》7-摄离路139~152讲讲义.pdf第232页（讲义图版·图片型·无法逐字提取）：![课件原图·《阿毗达摩》7-摄离路139~152讲讲义.pdf·第232页](课件原图/课件原图_c65975f4_p232.png)</w:t>
+      </w:r>
+    </w:p>
+    <w:p>
+      <w:pPr>
+        <w:pStyle w:val="ListBullet"/>
+      </w:pPr>
+      <w:r>
+        <w:rPr>
+          <w:b w:val="0"/>
+        </w:rPr>
+        <w:t>《阿毗达摩》7-摄离路139~152讲讲义.pdf第235页（讲义图版·图片型·无法逐字提取）：![课件原图·《阿毗达摩》7-摄离路139~152讲讲义.pdf·第235页](课件原图/课件原图_c65975f4_p235.png)</w:t>
+      </w:r>
+    </w:p>
+    <w:p>
+      <w:pPr>
+        <w:pStyle w:val="ListBullet"/>
+      </w:pPr>
+      <w:r>
+        <w:rPr>
+          <w:b w:val="0"/>
+        </w:rPr>
+        <w:t>《阿毗达摩》7-摄离路139~152讲讲义.pdf第251页（讲义图版·图片型·无法逐字提取）：![课件原图·《阿毗达摩》7-摄离路139~152讲讲义.pdf·第251页](课件原图/课件原图_c65975f4_p251.png)</w:t>
+      </w:r>
+    </w:p>
+    <w:p>
+      <w:pPr>
+        <w:pStyle w:val="ListBullet"/>
+      </w:pPr>
+      <w:r>
+        <w:rPr>
+          <w:b w:val="0"/>
+        </w:rPr>
+        <w:t>《阿毗达摩》7-摄离路139~152讲讲义.pdf第253页（讲义图版·图片型·无法逐字提取）：![课件原图·《阿毗达摩》7-摄离路139~152讲讲义.pdf·第253页](课件原图/课件原图_c65975f4_p253.png)</w:t>
+      </w:r>
+    </w:p>
+    <w:p>
+      <w:pPr>
+        <w:pStyle w:val="ListBullet"/>
+      </w:pPr>
+      <w:r>
+        <w:rPr>
+          <w:b w:val="0"/>
+        </w:rPr>
+        <w:t>《阿毗达摩》7-摄离路139~152讲讲义.pdf第254页（讲义图版·图片型·无法逐字提取）：![课件原图·《阿毗达摩》7-摄离路139~152讲讲义.pdf·第254页](课件原图/课件原图_c65975f4_p254.png)</w:t>
+      </w:r>
+    </w:p>
+    <w:p>
+      <w:pPr>
+        <w:pStyle w:val="ListBullet"/>
+      </w:pPr>
+      <w:r>
+        <w:rPr>
+          <w:b w:val="0"/>
+        </w:rPr>
+        <w:t>《阿毗达摩》7-摄离路139~152讲讲义.pdf第255页（讲义图版·图片型·无法逐字提取）：![课件原图·《阿毗达摩》7-摄离路139~152讲讲义.pdf·第255页](课件原图/课件原图_c65975f4_p255.png)</w:t>
+      </w:r>
+    </w:p>
+    <w:p>
+      <w:pPr>
+        <w:pStyle w:val="ListBullet"/>
+      </w:pPr>
+      <w:r>
+        <w:rPr>
+          <w:b w:val="0"/>
+        </w:rPr>
+        <w:t>《阿毗达摩》7-摄离路139~152讲讲义.pdf第256页（讲义图版·图片型·无法逐字提取）：![课件原图·《阿毗达摩》7-摄离路139~152讲讲义.pdf·第256页](课件原图/课件原图_c65975f4_p256.png)</w:t>
+      </w:r>
+    </w:p>
+    <w:p>
+      <w:pPr>
+        <w:pStyle w:val="ListBullet"/>
+      </w:pPr>
+      <w:r>
+        <w:rPr>
+          <w:b w:val="0"/>
+        </w:rPr>
+        <w:t>《阿毗达摩》7-摄离路139~152讲讲义.pdf第258页（讲义图版·图片型·无法逐字提取）：![课件原图·《阿毗达摩》7-摄离路139~152讲讲义.pdf·第258页](课件原图/课件原图_c65975f4_p258.png)</w:t>
+      </w:r>
+    </w:p>
+    <w:p>
+      <w:pPr>
+        <w:pStyle w:val="ListBullet"/>
+      </w:pPr>
+      <w:r>
+        <w:rPr>
+          <w:b w:val="0"/>
+        </w:rPr>
+        <w:t>《阿毗达摩》7-摄离路139~152讲讲义.pdf第262页（讲义图版·图片型·无法逐字提取）：![课件原图·《阿毗达摩》7-摄离路139~152讲讲义.pdf·第262页](课件原图/课件原图_c65975f4_p262.png)</w:t>
+      </w:r>
+    </w:p>
+    <w:p>
+      <w:pPr>
+        <w:pStyle w:val="ListBullet"/>
+      </w:pPr>
+      <w:r>
+        <w:rPr>
+          <w:b w:val="0"/>
+        </w:rPr>
+        <w:t>《阿毗达摩》7-摄离路139~152讲讲义.pdf第263页（讲义图版·图片型·无法逐字提取）：![课件原图·《阿毗达摩》7-摄离路139~152讲讲义.pdf·第263页](课件原图/课件原图_c65975f4_p263.png)</w:t>
+      </w:r>
+    </w:p>
+    <w:p>
+      <w:pPr>
+        <w:pStyle w:val="ListBullet"/>
+      </w:pPr>
+      <w:r>
+        <w:rPr>
+          <w:b w:val="0"/>
+        </w:rPr>
+        <w:t>《阿毗达摩》7-摄离路139~152讲讲义.pdf第264页（讲义图版·图片型·无法逐字提取）：![课件原图·《阿毗达摩》7-摄离路139~152讲讲义.pdf·第264页](课件原图/课件原图_c65975f4_p264.png)</w:t>
+      </w:r>
+    </w:p>
+    <w:p>
+      <w:pPr>
+        <w:pStyle w:val="ListBullet"/>
+      </w:pPr>
+      <w:r>
+        <w:rPr>
+          <w:b w:val="0"/>
+        </w:rPr>
+        <w:t>《阿毗达摩》7-摄离路139~152讲讲义.pdf第268页（讲义图版·图片型·无法逐字提取）：![课件原图·《阿毗达摩》7-摄离路139~152讲讲义.pdf·第268页](课件原图/课件原图_c65975f4_p268.png)</w:t>
+      </w:r>
+    </w:p>
+    <w:p>
+      <w:pPr>
+        <w:pStyle w:val="ListBullet"/>
+      </w:pPr>
+      <w:r>
+        <w:rPr>
+          <w:b w:val="0"/>
+        </w:rPr>
+        <w:t>《阿毗达摩》7-摄离路139~152讲讲义.pdf第270页（讲义图版·图片型·无法逐字提取）：![课件原图·《阿毗达摩》7-摄离路139~152讲讲义.pdf·第270页](课件原图/课件原图_c65975f4_p270.png)</w:t>
+      </w:r>
+    </w:p>
+    <w:p>
+      <w:pPr>
+        <w:pStyle w:val="ListBullet"/>
+      </w:pPr>
+      <w:r>
+        <w:rPr>
+          <w:b w:val="0"/>
+        </w:rPr>
+        <w:t>《阿毗达摩》7-摄离路139~152讲讲义.pdf第271页（讲义图版·图片型·无法逐字提取）：![课件原图·《阿毗达摩》7-摄离路139~152讲讲义.pdf·第271页](课件原图/课件原图_c65975f4_p271.png)</w:t>
+      </w:r>
+    </w:p>
+    <w:p>
+      <w:pPr>
+        <w:pStyle w:val="ListBullet"/>
+      </w:pPr>
+      <w:r>
+        <w:rPr>
+          <w:b w:val="0"/>
+        </w:rPr>
+        <w:t>《阿毗达摩》7-摄离路139~152讲讲义.pdf第273页（讲义图版·图片型·无法逐字提取）：![课件原图·《阿毗达摩》7-摄离路139~152讲讲义.pdf·第273页](课件原图/课件原图_c65975f4_p273.png)</w:t>
+      </w:r>
+    </w:p>
+    <w:p>
+      <w:pPr>
+        <w:pStyle w:val="ListBullet"/>
+      </w:pPr>
+      <w:r>
+        <w:rPr>
+          <w:b w:val="0"/>
+        </w:rPr>
+        <w:t>《阿毗达摩》7-摄离路139~152讲讲义.pdf第275页（讲义图版·图片型·无法逐字提取）：![课件原图·《阿毗达摩》7-摄离路139~152讲讲义.pdf·第275页](课件原图/课件原图_c65975f4_p275.png)</w:t>
+      </w:r>
+    </w:p>
+    <w:p>
+      <w:pPr>
+        <w:pStyle w:val="ListBullet"/>
+      </w:pPr>
+      <w:r>
+        <w:rPr>
+          <w:b w:val="0"/>
+        </w:rPr>
+        <w:t>《阿毗达摩》7-摄离路139~152讲讲义.pdf第278页（讲义图版·图片型·无法逐字提取）：![课件原图·《阿毗达摩》7-摄离路139~152讲讲义.pdf·第278页](课件原图/课件原图_c65975f4_p278.png)</w:t>
+      </w:r>
+    </w:p>
+    <w:p>
+      <w:pPr>
+        <w:pStyle w:val="ListBullet"/>
+      </w:pPr>
+      <w:r>
+        <w:rPr>
+          <w:b w:val="0"/>
+        </w:rPr>
+        <w:t>《阿毗达摩轻松谈.pdf》第2页（插图·图版照片）：![课件原图·《阿毗达摩轻松谈.pdf》·第2页](课件原图/课件原图_b84a94f9_p02.png)</w:t>
+      </w:r>
+    </w:p>
+    <w:p>
+      <w:pPr>
+        <w:pStyle w:val="ListBullet"/>
+      </w:pPr>
+      <w:r>
+        <w:rPr>
+          <w:b w:val="0"/>
+        </w:rPr>
+        <w:t>《阿毗达摩轻松谈.pdf》第6页（插图·图版照片）：![课件原图·《阿毗达摩轻松谈.pdf》·第6页](课件原图/课件原图_b84a94f9_p06.png)</w:t>
+      </w:r>
+    </w:p>
+    <w:p>
+      <w:pPr>
+        <w:pStyle w:val="ListBullet"/>
+      </w:pPr>
+      <w:r>
+        <w:rPr>
+          <w:b w:val="0"/>
+        </w:rPr>
+        <w:t>《阿毗达摩轻松谈.pdf》第22页（插图照片·淡化底图）：![课件原图·《阿毗达摩轻松谈.pdf》·第22页](课件原图/课件原图_b84a94f9_p22.png)</w:t>
+      </w:r>
+    </w:p>
+    <w:p>
+      <w:pPr>
+        <w:pStyle w:val="ListBullet"/>
+      </w:pPr>
+      <w:r>
+        <w:rPr>
+          <w:b w:val="0"/>
+        </w:rPr>
+        <w:t>《阿毗达摩轻松谈.pdf》第75页（插图·图版照片）：![课件原图·《阿毗达摩轻松谈.pdf》·第75页](课件原图/课件原图_b84a94f9_p75.png)</w:t>
+      </w:r>
+    </w:p>
+    <w:p>
+      <w:pPr>
+        <w:pStyle w:val="ListBullet"/>
+      </w:pPr>
+      <w:r>
+        <w:rPr>
+          <w:b w:val="0"/>
+        </w:rPr>
+        <w:t>《阿毗达摩轻松谈.pdf》第87页（插图·图版照片）：![课件原图·《阿毗达摩轻松谈.pdf》·第87页](课件原图/课件原图_b84a94f9_p87.png)</w:t>
+      </w:r>
+    </w:p>
+    <w:p>
+      <w:pPr>
+        <w:pStyle w:val="ListBullet"/>
+      </w:pPr>
+      <w:r>
+        <w:rPr>
+          <w:b w:val="0"/>
+        </w:rPr>
+        <w:t>《阿毗达摩轻松谈.pdf》第91页（插图·图版照片）：![课件原图·《阿毗达摩轻松谈.pdf》·第91页](课件原图/课件原图_b84a94f9_p91.png)</w:t>
+      </w:r>
+    </w:p>
+    <w:p>
+      <w:pPr>
+        <w:pStyle w:val="ListBullet"/>
+      </w:pPr>
+      <w:r>
+        <w:rPr>
+          <w:b w:val="0"/>
+        </w:rPr>
+        <w:t>《阿毗达摩轻松谈.pdf》第119页（插图·图版照片）：![课件原图·《阿毗达摩轻松谈.pdf》·第119页](课件原图/课件原图_b84a94f9_p119.png)</w:t>
+      </w:r>
+    </w:p>
+    <w:p>
+      <w:pPr>
+        <w:pStyle w:val="ListBullet"/>
+      </w:pPr>
+      <w:r>
+        <w:rPr>
+          <w:b w:val="0"/>
+        </w:rPr>
+        <w:t>《阿毗达摩轻松谈.pdf》第134页（插图·图版照片）：![课件原图·《阿毗达摩轻松谈.pdf》·第134页](课件原图/课件原图_b84a94f9_p134.png)</w:t>
+      </w:r>
+    </w:p>
+    <w:p>
+      <w:pPr>
+        <w:pStyle w:val="ListBullet"/>
+      </w:pPr>
+      <w:r>
+        <w:rPr>
+          <w:b w:val="0"/>
+        </w:rPr>
+        <w:t>《阿毗达摩轻松谈.pdf》第142页（插图·图版照片）：![课件原图·《阿毗达摩轻松谈.pdf》·第142页](课件原图/课件原图_b84a94f9_p142.png)</w:t>
+      </w:r>
+    </w:p>
+    <w:p>
+      <w:pPr>
+        <w:pStyle w:val="ListBullet"/>
+      </w:pPr>
+      <w:r>
+        <w:rPr>
+          <w:b w:val="0"/>
+        </w:rPr>
+        <w:t>《阿毗达摩轻松谈.pdf》第148页（插图·图版照片）：![课件原图·《阿毗达摩轻松谈.pdf》·第148页](课件原图/课件原图_b84a94f9_p148.png)</w:t>
+      </w:r>
+    </w:p>
+    <w:p>
+      <w:pPr>
+        <w:pStyle w:val="ListBullet"/>
+      </w:pPr>
+      <w:r>
+        <w:rPr>
+          <w:b w:val="0"/>
+        </w:rPr>
+        <w:t>《阿毗达摩轻松谈.pdf》第177页（插图·图版照片）：![课件原图·《阿毗达摩轻松谈.pdf》·第177页](课件原图/课件原图_b84a94f9_p177.png)</w:t>
       </w:r>
     </w:p>
     <w:sectPr>

--- a/交付成果/第三轮修订版/第三轮4周版/读书会13_业与轮回_4周资料包（第三版修订）/Word版/第4周_轮回机制与生活启示_主持人版.docx
+++ b/交付成果/第三轮修订版/第三轮4周版/读书会13_业与轮回_4周资料包（第三版修订）/Word版/第4周_轮回机制与生活启示_主持人版.docx
@@ -2265,7 +2265,7 @@
         <w:rPr>
           <w:b w:val="0"/>
         </w:rPr>
-        <w:t>[00:04:04.640]（前文提及）在我们生存的这个一个小世界里面呢，就有三十一界的生命啊。</w:t>
+        <w:t>[00:04:02.640]（前文提及）在我们生存的这个一个小世界里面呢，就有三十一界的生命啊。</w:t>
       </w:r>
     </w:p>
     <w:p>
@@ -2739,7 +2739,7 @@
         <w:rPr>
           <w:b w:val="0"/>
         </w:rPr>
-        <w:t>[00:31:14.055] 我一直想说，你如果称心的时候会堕入地狱呢？因为嗔心呢，它就是一个要么伤害自己，要么伤害别人。……你在临终的时候不气死了？好，去地狱吧，你在地狱出生啊。</w:t>
+        <w:t>[00:31:14.055] 我一直想说，你如果嗔心的时候会堕入地狱呢？因为嗔心呢，它就是一个要么伤害自己，要么伤害别人。……你在临终的时候不气死了？好，去地狱吧，你在地狱出生啊。</w:t>
       </w:r>
     </w:p>
     <w:p>
@@ -3009,7 +3009,7 @@
         <w:rPr>
           <w:b w:val="0"/>
         </w:rPr>
-        <w:t>[00:31:14.055]～[00:32:40.020] 我一直想说，你如果称心的时候会堕入地狱呢？因为嗔心呢……你在临终的时候不气死了？好，去地狱吧，你在地狱出生啊。……你很贪婪……做恶鬼就可以一直都很饿啊……就饿鬼了啊……你又想着说，啊，我要为人民服务啊。……那这样的心态呢，你看一个非常良善的品德……就这样的心，对吧，然后你会生到哪里。天加了不生病对吧？</w:t>
+        <w:t>[00:31:14.055]～[00:32:40.020] 我一直想说，你如果嗔心的时候会堕入地狱呢？因为嗔心呢……你在临终的时候不气死了？好，去地狱吧，你在地狱出生啊。……你很贪婪……做恶鬼就可以一直都很饿啊……就饿鬼了啊……你又想着说，啊，我要为人民服务啊。……那这样的心态呢，你看一个非常良善的品德……就这样的心，对吧，然后你会生到哪里。天加了不生病对吧？</w:t>
       </w:r>
     </w:p>
     <w:p>
@@ -16361,7 +16361,7 @@
         <w:rPr>
           <w:b w:val="0"/>
         </w:rPr>
-        <w:t>《如来禅修学体系84-摄离路分别1-古源尊者-20250331（课件）.pdf》：![拼版总图·《如来禅修学体系84-摄离路分别1-古源尊者-20250331（课件）.pdf》](课件原图/拼版_fe756ed6.png)</w:t>
+        <w:t>《如来禅修学体系84-摄离路分别1-古源尊者-20250331（课件）.pdf》：![拼版总图·《如来禅修学体系84-摄离路分别1-古源尊者-20250331（课件）.pdf》](课件原图/拼版_fe756ed6.jpg)</w:t>
       </w:r>
     </w:p>
     <w:p>
@@ -16372,7 +16372,7 @@
         <w:rPr>
           <w:b w:val="0"/>
         </w:rPr>
-        <w:t>《生命的意义(袖珍本).pdf》：![拼版总图·《生命的意义(袖珍本).pdf》](课件原图/拼版_96d2eba3.png)</w:t>
+        <w:t>《生命的意义(袖珍本).pdf》：![拼版总图·《生命的意义(袖珍本).pdf》](课件原图/拼版_96d2eba3.jpg)</w:t>
       </w:r>
     </w:p>
     <w:p>
@@ -16383,7 +16383,7 @@
         <w:rPr>
           <w:b w:val="0"/>
         </w:rPr>
-        <w:t>《阿毗达摩》7-摄离路139~152讲讲义.pdf：![拼版总图·《阿毗达摩》7-摄离路139~152讲讲义.pdf](课件原图/拼版_c65975f4.png)</w:t>
+        <w:t>《阿毗达摩》7-摄离路139~152讲讲义.pdf：![拼版总图·《阿毗达摩》7-摄离路139~152讲讲义.pdf](课件原图/拼版_c65975f4.jpg)</w:t>
       </w:r>
     </w:p>
     <w:p>
@@ -16394,7 +16394,7 @@
         <w:rPr>
           <w:b w:val="0"/>
         </w:rPr>
-        <w:t>《阿毗达摩轻松谈.pdf》：![拼版总图·《阿毗达摩轻松谈.pdf》](课件原图/拼版_b84a94f9.png)</w:t>
+        <w:t>《阿毗达摩轻松谈.pdf》：![拼版总图·《阿毗达摩轻松谈.pdf》](课件原图/拼版_b84a94f9.jpg)</w:t>
       </w:r>
     </w:p>
     <w:p>
@@ -16413,7 +16413,7 @@
         <w:rPr>
           <w:b w:val="0"/>
         </w:rPr>
-        <w:t>《如来禅修学体系84-摄离路分别1-古源尊者-20250331（课件）.pdf》第1页（幻灯片截图·文字不可逐字提取）：![课件原图·《如来禅修学体系84-摄离路分别1-古源尊者-20250331（课件）.pdf》·第1页](课件原图/课件原图_fe756ed6_p01.png)</w:t>
+        <w:t>《如来禅修学体系84-摄离路分别1-古源尊者-20250331（课件）.pdf》第3页（矢量表格／图示）：![课件原图·《如来禅修学体系84-摄离路分别1-古源尊者-20250331（课件）.pdf》·第3页](课件原图/课件原图_fe756ed6_p03.jpg)</w:t>
       </w:r>
     </w:p>
     <w:p>
@@ -16424,7 +16424,7 @@
         <w:rPr>
           <w:b w:val="0"/>
         </w:rPr>
-        <w:t>《如来禅修学体系84-摄离路分别1-古源尊者-20250331（课件）.pdf》第2页（幻灯片截图·文字不可逐字提取）：![课件原图·《如来禅修学体系84-摄离路分别1-古源尊者-20250331（课件）.pdf》·第2页](课件原图/课件原图_fe756ed6_p02.png)</w:t>
+        <w:t>《如来禅修学体系84-摄离路分别1-古源尊者-20250331（课件）.pdf》第4页（矢量表格／图示）：![课件原图·《如来禅修学体系84-摄离路分别1-古源尊者-20250331（课件）.pdf》·第4页](课件原图/课件原图_fe756ed6_p04.jpg)</w:t>
       </w:r>
     </w:p>
     <w:p>
@@ -16435,7 +16435,7 @@
         <w:rPr>
           <w:b w:val="0"/>
         </w:rPr>
-        <w:t>《如来禅修学体系84-摄离路分别1-古源尊者-20250331（课件）.pdf》第3页（矢量表格／图示）：![课件原图·《如来禅修学体系84-摄离路分别1-古源尊者-20250331（课件）.pdf》·第3页](课件原图/课件原图_fe756ed6_p03.png)</w:t>
+        <w:t>《如来禅修学体系84-摄离路分别1-古源尊者-20250331（课件）.pdf》第6页（蕴处界图版·须弥山世界图＋三十一界表）：![课件原图·《如来禅修学体系84-摄离路分别1-古源尊者-20250331（课件）.pdf》·第6页](课件原图/课件原图_fe756ed6_p06.jpg)</w:t>
       </w:r>
     </w:p>
     <w:p>
@@ -16446,7 +16446,7 @@
         <w:rPr>
           <w:b w:val="0"/>
         </w:rPr>
-        <w:t>《如来禅修学体系84-摄离路分别1-古源尊者-20250331（课件）.pdf》第4页（矢量表格／图示）：![课件原图·《如来禅修学体系84-摄离路分别1-古源尊者-20250331（课件）.pdf》·第4页](课件原图/课件原图_fe756ed6_p04.png)</w:t>
+        <w:t>《如来禅修学体系84-摄离路分别1-古源尊者-20250331（课件）.pdf》第8页（矢量表格／图示）：![课件原图·《如来禅修学体系84-摄离路分别1-古源尊者-20250331（课件）.pdf》·第8页](课件原图/课件原图_fe756ed6_p08.jpg)</w:t>
       </w:r>
     </w:p>
     <w:p>
@@ -16457,7 +16457,7 @@
         <w:rPr>
           <w:b w:val="0"/>
         </w:rPr>
-        <w:t>《如来禅修学体系84-摄离路分别1-古源尊者-20250331（课件）.pdf》第5页（幻灯片截图·文字不可逐字提取）：![课件原图·《如来禅修学体系84-摄离路分别1-古源尊者-20250331（课件）.pdf》·第5页](课件原图/课件原图_fe756ed6_p05.png)</w:t>
+        <w:t>《如来禅修学体系84-摄离路分别1-古源尊者-20250331（课件）.pdf》第14页（矢量表格／图示）：![课件原图·《如来禅修学体系84-摄离路分别1-古源尊者-20250331（课件）.pdf》·第14页](课件原图/课件原图_fe756ed6_p14.jpg)</w:t>
       </w:r>
     </w:p>
     <w:p>
@@ -16468,7 +16468,7 @@
         <w:rPr>
           <w:b w:val="0"/>
         </w:rPr>
-        <w:t>《如来禅修学体系84-摄离路分别1-古源尊者-20250331（课件）.pdf》第6页（蕴处界图版·须弥山世界图＋三十一界表）：![课件原图·《如来禅修学体系84-摄离路分别1-古源尊者-20250331（课件）.pdf》·第6页](课件原图/课件原图_fe756ed6_p06.png)</w:t>
+        <w:t>《生命的意义(袖珍本).pdf》：（本册为文字页，无图形页）</w:t>
       </w:r>
     </w:p>
     <w:p>
@@ -16479,7 +16479,7 @@
         <w:rPr>
           <w:b w:val="0"/>
         </w:rPr>
-        <w:t>《如来禅修学体系84-摄离路分别1-古源尊者-20250331（课件）.pdf》第7页（幻灯片截图·文字不可逐字提取）：![课件原图·《如来禅修学体系84-摄离路分别1-古源尊者-20250331（课件）.pdf》·第7页](课件原图/课件原图_fe756ed6_p07.png)</w:t>
+        <w:t>《阿毗达摩》7-摄离路139~152讲讲义.pdf第2页（思维导图）：![课件原图·《阿毗达摩》7-摄离路139~152讲讲义.pdf·第2页](课件原图/课件原图_c65975f4_p02.jpg)</w:t>
       </w:r>
     </w:p>
     <w:p>
@@ -16490,7 +16490,7 @@
         <w:rPr>
           <w:b w:val="0"/>
         </w:rPr>
-        <w:t>《如来禅修学体系84-摄离路分别1-古源尊者-20250331（课件）.pdf》第8页（矢量表格／图示）：![课件原图·《如来禅修学体系84-摄离路分别1-古源尊者-20250331（课件）.pdf》·第8页](课件原图/课件原图_fe756ed6_p08.png)</w:t>
+        <w:t>《阿毗达摩》7-摄离路139~152讲讲义.pdf第120页（讲义图版·图片型·无法逐字提取）：![课件原图·《阿毗达摩》7-摄离路139~152讲讲义.pdf·第120页](课件原图/课件原图_c65975f4_p120.jpg)</w:t>
       </w:r>
     </w:p>
     <w:p>
@@ -16501,7 +16501,7 @@
         <w:rPr>
           <w:b w:val="0"/>
         </w:rPr>
-        <w:t>《如来禅修学体系84-摄离路分别1-古源尊者-20250331（课件）.pdf》第9页（幻灯片截图·文字不可逐字提取）：![课件原图·《如来禅修学体系84-摄离路分别1-古源尊者-20250331（课件）.pdf》·第9页](课件原图/课件原图_fe756ed6_p09.png)</w:t>
+        <w:t>《阿毗达摩轻松谈.pdf》第2页（插图·图版照片）：![课件原图·《阿毗达摩轻松谈.pdf》·第2页](课件原图/课件原图_b84a94f9_p02.jpg)</w:t>
       </w:r>
     </w:p>
     <w:p>
@@ -16512,7 +16512,7 @@
         <w:rPr>
           <w:b w:val="0"/>
         </w:rPr>
-        <w:t>《如来禅修学体系84-摄离路分别1-古源尊者-20250331（课件）.pdf》第10页（幻灯片截图·文字不可逐字提取）：![课件原图·《如来禅修学体系84-摄离路分别1-古源尊者-20250331（课件）.pdf》·第10页](课件原图/课件原图_fe756ed6_p10.png)</w:t>
+        <w:t>《阿毗达摩轻松谈.pdf》第6页（插图·图版照片）：![课件原图·《阿毗达摩轻松谈.pdf》·第6页](课件原图/课件原图_b84a94f9_p06.jpg)</w:t>
       </w:r>
     </w:p>
     <w:p>
@@ -16523,1261 +16523,7 @@
         <w:rPr>
           <w:b w:val="0"/>
         </w:rPr>
-        <w:t>《如来禅修学体系84-摄离路分别1-古源尊者-20250331（课件）.pdf》第11页（幻灯片截图·文字不可逐字提取）：![课件原图·《如来禅修学体系84-摄离路分别1-古源尊者-20250331（课件）.pdf》·第11页](课件原图/课件原图_fe756ed6_p11.png)</w:t>
-      </w:r>
-    </w:p>
-    <w:p>
-      <w:pPr>
-        <w:pStyle w:val="ListBullet"/>
-      </w:pPr>
-      <w:r>
-        <w:rPr>
-          <w:b w:val="0"/>
-        </w:rPr>
-        <w:t>《如来禅修学体系84-摄离路分别1-古源尊者-20250331（课件）.pdf》第12页（幻灯片截图·文字不可逐字提取）：![课件原图·《如来禅修学体系84-摄离路分别1-古源尊者-20250331（课件）.pdf》·第12页](课件原图/课件原图_fe756ed6_p12.png)</w:t>
-      </w:r>
-    </w:p>
-    <w:p>
-      <w:pPr>
-        <w:pStyle w:val="ListBullet"/>
-      </w:pPr>
-      <w:r>
-        <w:rPr>
-          <w:b w:val="0"/>
-        </w:rPr>
-        <w:t>《如来禅修学体系84-摄离路分别1-古源尊者-20250331（课件）.pdf》第13页（幻灯片截图·文字不可逐字提取）：![课件原图·《如来禅修学体系84-摄离路分别1-古源尊者-20250331（课件）.pdf》·第13页](课件原图/课件原图_fe756ed6_p13.png)</w:t>
-      </w:r>
-    </w:p>
-    <w:p>
-      <w:pPr>
-        <w:pStyle w:val="ListBullet"/>
-      </w:pPr>
-      <w:r>
-        <w:rPr>
-          <w:b w:val="0"/>
-        </w:rPr>
-        <w:t>《如来禅修学体系84-摄离路分别1-古源尊者-20250331（课件）.pdf》第14页（矢量表格／图示）：![课件原图·《如来禅修学体系84-摄离路分别1-古源尊者-20250331（课件）.pdf》·第14页](课件原图/课件原图_fe756ed6_p14.png)</w:t>
-      </w:r>
-    </w:p>
-    <w:p>
-      <w:pPr>
-        <w:pStyle w:val="ListBullet"/>
-      </w:pPr>
-      <w:r>
-        <w:rPr>
-          <w:b w:val="0"/>
-        </w:rPr>
-        <w:t>《如来禅修学体系84-摄离路分别1-古源尊者-20250331（课件）.pdf》第15页（幻灯片截图·文字不可逐字提取）：![课件原图·《如来禅修学体系84-摄离路分别1-古源尊者-20250331（课件）.pdf》·第15页](课件原图/课件原图_fe756ed6_p15.png)</w:t>
-      </w:r>
-    </w:p>
-    <w:p>
-      <w:pPr>
-        <w:pStyle w:val="ListBullet"/>
-      </w:pPr>
-      <w:r>
-        <w:rPr>
-          <w:b w:val="0"/>
-        </w:rPr>
-        <w:t>《如来禅修学体系84-摄离路分别1-古源尊者-20250331（课件）.pdf》第16页（幻灯片截图·文字不可逐字提取）：![课件原图·《如来禅修学体系84-摄离路分别1-古源尊者-20250331（课件）.pdf》·第16页](课件原图/课件原图_fe756ed6_p16.png)</w:t>
-      </w:r>
-    </w:p>
-    <w:p>
-      <w:pPr>
-        <w:pStyle w:val="ListBullet"/>
-      </w:pPr>
-      <w:r>
-        <w:rPr>
-          <w:b w:val="0"/>
-        </w:rPr>
-        <w:t>《如来禅修学体系84-摄离路分别1-古源尊者-20250331（课件）.pdf》第17页（幻灯片截图·文字不可逐字提取）：![课件原图·《如来禅修学体系84-摄离路分别1-古源尊者-20250331（课件）.pdf》·第17页](课件原图/课件原图_fe756ed6_p17.png)</w:t>
-      </w:r>
-    </w:p>
-    <w:p>
-      <w:pPr>
-        <w:pStyle w:val="ListBullet"/>
-      </w:pPr>
-      <w:r>
-        <w:rPr>
-          <w:b w:val="0"/>
-        </w:rPr>
-        <w:t>《如来禅修学体系84-摄离路分别1-古源尊者-20250331（课件）.pdf》第18页（幻灯片截图·文字不可逐字提取）：![课件原图·《如来禅修学体系84-摄离路分别1-古源尊者-20250331（课件）.pdf》·第18页](课件原图/课件原图_fe756ed6_p18.png)</w:t>
-      </w:r>
-    </w:p>
-    <w:p>
-      <w:pPr>
-        <w:pStyle w:val="ListBullet"/>
-      </w:pPr>
-      <w:r>
-        <w:rPr>
-          <w:b w:val="0"/>
-        </w:rPr>
-        <w:t>《生命的意义(袖珍本).pdf》：（本册为文字页，无图形页）</w:t>
-      </w:r>
-    </w:p>
-    <w:p>
-      <w:pPr>
-        <w:pStyle w:val="ListBullet"/>
-      </w:pPr>
-      <w:r>
-        <w:rPr>
-          <w:b w:val="0"/>
-        </w:rPr>
-        <w:t>《阿毗达摩》7-摄离路139~152讲讲义.pdf第2页（思维导图）：![课件原图·《阿毗达摩》7-摄离路139~152讲讲义.pdf·第2页](课件原图/课件原图_c65975f4_p02.png)</w:t>
-      </w:r>
-    </w:p>
-    <w:p>
-      <w:pPr>
-        <w:pStyle w:val="ListBullet"/>
-      </w:pPr>
-      <w:r>
-        <w:rPr>
-          <w:b w:val="0"/>
-        </w:rPr>
-        <w:t>《阿毗达摩》7-摄离路139~152讲讲义.pdf第3页（讲义图版·图片型·无法逐字提取）：![课件原图·《阿毗达摩》7-摄离路139~152讲讲义.pdf·第3页](课件原图/课件原图_c65975f4_p03.png)</w:t>
-      </w:r>
-    </w:p>
-    <w:p>
-      <w:pPr>
-        <w:pStyle w:val="ListBullet"/>
-      </w:pPr>
-      <w:r>
-        <w:rPr>
-          <w:b w:val="0"/>
-        </w:rPr>
-        <w:t>《阿毗达摩》7-摄离路139~152讲讲义.pdf第5页（讲义图版·图片型·无法逐字提取）：![课件原图·《阿毗达摩》7-摄离路139~152讲讲义.pdf·第5页](课件原图/课件原图_c65975f4_p05.png)</w:t>
-      </w:r>
-    </w:p>
-    <w:p>
-      <w:pPr>
-        <w:pStyle w:val="ListBullet"/>
-      </w:pPr>
-      <w:r>
-        <w:rPr>
-          <w:b w:val="0"/>
-        </w:rPr>
-        <w:t>《阿毗达摩》7-摄离路139~152讲讲义.pdf第7页（讲义图版·图片型·无法逐字提取）：![课件原图·《阿毗达摩》7-摄离路139~152讲讲义.pdf·第7页](课件原图/课件原图_c65975f4_p07.png)</w:t>
-      </w:r>
-    </w:p>
-    <w:p>
-      <w:pPr>
-        <w:pStyle w:val="ListBullet"/>
-      </w:pPr>
-      <w:r>
-        <w:rPr>
-          <w:b w:val="0"/>
-        </w:rPr>
-        <w:t>《阿毗达摩》7-摄离路139~152讲讲义.pdf第8页（讲义图版·图片型·无法逐字提取）：![课件原图·《阿毗达摩》7-摄离路139~152讲讲义.pdf·第8页](课件原图/课件原图_c65975f4_p08.png)</w:t>
-      </w:r>
-    </w:p>
-    <w:p>
-      <w:pPr>
-        <w:pStyle w:val="ListBullet"/>
-      </w:pPr>
-      <w:r>
-        <w:rPr>
-          <w:b w:val="0"/>
-        </w:rPr>
-        <w:t>《阿毗达摩》7-摄离路139~152讲讲义.pdf第15页（讲义图版·图片型·无法逐字提取）：![课件原图·《阿毗达摩》7-摄离路139~152讲讲义.pdf·第15页](课件原图/课件原图_c65975f4_p15.png)</w:t>
-      </w:r>
-    </w:p>
-    <w:p>
-      <w:pPr>
-        <w:pStyle w:val="ListBullet"/>
-      </w:pPr>
-      <w:r>
-        <w:rPr>
-          <w:b w:val="0"/>
-        </w:rPr>
-        <w:t>《阿毗达摩》7-摄离路139~152讲讲义.pdf第18页（讲义图版·图片型·无法逐字提取）：![课件原图·《阿毗达摩》7-摄离路139~152讲讲义.pdf·第18页](课件原图/课件原图_c65975f4_p18.png)</w:t>
-      </w:r>
-    </w:p>
-    <w:p>
-      <w:pPr>
-        <w:pStyle w:val="ListBullet"/>
-      </w:pPr>
-      <w:r>
-        <w:rPr>
-          <w:b w:val="0"/>
-        </w:rPr>
-        <w:t>《阿毗达摩》7-摄离路139~152讲讲义.pdf第19页（讲义图版·图片型·无法逐字提取）：![课件原图·《阿毗达摩》7-摄离路139~152讲讲义.pdf·第19页](课件原图/课件原图_c65975f4_p19.png)</w:t>
-      </w:r>
-    </w:p>
-    <w:p>
-      <w:pPr>
-        <w:pStyle w:val="ListBullet"/>
-      </w:pPr>
-      <w:r>
-        <w:rPr>
-          <w:b w:val="0"/>
-        </w:rPr>
-        <w:t>《阿毗达摩》7-摄离路139~152讲讲义.pdf第22页（讲义图版·图片型·无法逐字提取）：![课件原图·《阿毗达摩》7-摄离路139~152讲讲义.pdf·第22页](课件原图/课件原图_c65975f4_p22.png)</w:t>
-      </w:r>
-    </w:p>
-    <w:p>
-      <w:pPr>
-        <w:pStyle w:val="ListBullet"/>
-      </w:pPr>
-      <w:r>
-        <w:rPr>
-          <w:b w:val="0"/>
-        </w:rPr>
-        <w:t>《阿毗达摩》7-摄离路139~152讲讲义.pdf第26页（讲义图版·图片型·无法逐字提取）：![课件原图·《阿毗达摩》7-摄离路139~152讲讲义.pdf·第26页](课件原图/课件原图_c65975f4_p26.png)</w:t>
-      </w:r>
-    </w:p>
-    <w:p>
-      <w:pPr>
-        <w:pStyle w:val="ListBullet"/>
-      </w:pPr>
-      <w:r>
-        <w:rPr>
-          <w:b w:val="0"/>
-        </w:rPr>
-        <w:t>《阿毗达摩》7-摄离路139~152讲讲义.pdf第28页（讲义图版·图片型·无法逐字提取）：![课件原图·《阿毗达摩》7-摄离路139~152讲讲义.pdf·第28页](课件原图/课件原图_c65975f4_p28.png)</w:t>
-      </w:r>
-    </w:p>
-    <w:p>
-      <w:pPr>
-        <w:pStyle w:val="ListBullet"/>
-      </w:pPr>
-      <w:r>
-        <w:rPr>
-          <w:b w:val="0"/>
-        </w:rPr>
-        <w:t>《阿毗达摩》7-摄离路139~152讲讲义.pdf第34页（讲义图版·图片型·无法逐字提取）：![课件原图·《阿毗达摩》7-摄离路139~152讲讲义.pdf·第34页](课件原图/课件原图_c65975f4_p34.png)</w:t>
-      </w:r>
-    </w:p>
-    <w:p>
-      <w:pPr>
-        <w:pStyle w:val="ListBullet"/>
-      </w:pPr>
-      <w:r>
-        <w:rPr>
-          <w:b w:val="0"/>
-        </w:rPr>
-        <w:t>《阿毗达摩》7-摄离路139~152讲讲义.pdf第35页（讲义图版·图片型·无法逐字提取）：![课件原图·《阿毗达摩》7-摄离路139~152讲讲义.pdf·第35页](课件原图/课件原图_c65975f4_p35.png)</w:t>
-      </w:r>
-    </w:p>
-    <w:p>
-      <w:pPr>
-        <w:pStyle w:val="ListBullet"/>
-      </w:pPr>
-      <w:r>
-        <w:rPr>
-          <w:b w:val="0"/>
-        </w:rPr>
-        <w:t>《阿毗达摩》7-摄离路139~152讲讲义.pdf第36页（讲义图版·图片型·无法逐字提取）：![课件原图·《阿毗达摩》7-摄离路139~152讲讲义.pdf·第36页](课件原图/课件原图_c65975f4_p36.png)</w:t>
-      </w:r>
-    </w:p>
-    <w:p>
-      <w:pPr>
-        <w:pStyle w:val="ListBullet"/>
-      </w:pPr>
-      <w:r>
-        <w:rPr>
-          <w:b w:val="0"/>
-        </w:rPr>
-        <w:t>《阿毗达摩》7-摄离路139~152讲讲义.pdf第37页（业生色十八法讲义图版·图片型）：![课件原图·《阿毗达摩》7-摄离路139~152讲讲义.pdf·第37页](课件原图/课件原图_c65975f4_p37.png)</w:t>
-      </w:r>
-    </w:p>
-    <w:p>
-      <w:pPr>
-        <w:pStyle w:val="ListBullet"/>
-      </w:pPr>
-      <w:r>
-        <w:rPr>
-          <w:b w:val="0"/>
-        </w:rPr>
-        <w:t>《阿毗达摩》7-摄离路139~152讲讲义.pdf第40页（讲义图版·图片型·无法逐字提取）：![课件原图·《阿毗达摩》7-摄离路139~152讲讲义.pdf·第40页](课件原图/课件原图_c65975f4_p40.png)</w:t>
-      </w:r>
-    </w:p>
-    <w:p>
-      <w:pPr>
-        <w:pStyle w:val="ListBullet"/>
-      </w:pPr>
-      <w:r>
-        <w:rPr>
-          <w:b w:val="0"/>
-        </w:rPr>
-        <w:t>《阿毗达摩》7-摄离路139~152讲讲义.pdf第41页（讲义图版·图片型·无法逐字提取）：![课件原图·《阿毗达摩》7-摄离路139~152讲讲义.pdf·第41页](课件原图/课件原图_c65975f4_p41.png)</w:t>
-      </w:r>
-    </w:p>
-    <w:p>
-      <w:pPr>
-        <w:pStyle w:val="ListBullet"/>
-      </w:pPr>
-      <w:r>
-        <w:rPr>
-          <w:b w:val="0"/>
-        </w:rPr>
-        <w:t>《阿毗达摩》7-摄离路139~152讲讲义.pdf第42页（讲义图版·图片型·无法逐字提取）：![课件原图·《阿毗达摩》7-摄离路139~152讲讲义.pdf·第42页](课件原图/课件原图_c65975f4_p42.png)</w:t>
-      </w:r>
-    </w:p>
-    <w:p>
-      <w:pPr>
-        <w:pStyle w:val="ListBullet"/>
-      </w:pPr>
-      <w:r>
-        <w:rPr>
-          <w:b w:val="0"/>
-        </w:rPr>
-        <w:t>《阿毗达摩》7-摄离路139~152讲讲义.pdf第43页（讲义图版·图片型·无法逐字提取）：![课件原图·《阿毗达摩》7-摄离路139~152讲讲义.pdf·第43页](课件原图/课件原图_c65975f4_p43.png)</w:t>
-      </w:r>
-    </w:p>
-    <w:p>
-      <w:pPr>
-        <w:pStyle w:val="ListBullet"/>
-      </w:pPr>
-      <w:r>
-        <w:rPr>
-          <w:b w:val="0"/>
-        </w:rPr>
-        <w:t>《阿毗达摩》7-摄离路139~152讲讲义.pdf第44页（讲义图版·图片型·无法逐字提取）：![课件原图·《阿毗达摩》7-摄离路139~152讲讲义.pdf·第44页](课件原图/课件原图_c65975f4_p44.png)</w:t>
-      </w:r>
-    </w:p>
-    <w:p>
-      <w:pPr>
-        <w:pStyle w:val="ListBullet"/>
-      </w:pPr>
-      <w:r>
-        <w:rPr>
-          <w:b w:val="0"/>
-        </w:rPr>
-        <w:t>《阿毗达摩》7-摄离路139~152讲讲义.pdf第47页（讲义图版·图片型·无法逐字提取）：![课件原图·《阿毗达摩》7-摄离路139~152讲讲义.pdf·第47页](课件原图/课件原图_c65975f4_p47.png)</w:t>
-      </w:r>
-    </w:p>
-    <w:p>
-      <w:pPr>
-        <w:pStyle w:val="ListBullet"/>
-      </w:pPr>
-      <w:r>
-        <w:rPr>
-          <w:b w:val="0"/>
-        </w:rPr>
-        <w:t>《阿毗达摩》7-摄离路139~152讲讲义.pdf第49页（讲义图版·图片型·无法逐字提取）：![课件原图·《阿毗达摩》7-摄离路139~152讲讲义.pdf·第49页](课件原图/课件原图_c65975f4_p49.png)</w:t>
-      </w:r>
-    </w:p>
-    <w:p>
-      <w:pPr>
-        <w:pStyle w:val="ListBullet"/>
-      </w:pPr>
-      <w:r>
-        <w:rPr>
-          <w:b w:val="0"/>
-        </w:rPr>
-        <w:t>《阿毗达摩》7-摄离路139~152讲讲义.pdf第52页（讲义图版·图片型·无法逐字提取）：![课件原图·《阿毗达摩》7-摄离路139~152讲讲义.pdf·第52页](课件原图/课件原图_c65975f4_p52.png)</w:t>
-      </w:r>
-    </w:p>
-    <w:p>
-      <w:pPr>
-        <w:pStyle w:val="ListBullet"/>
-      </w:pPr>
-      <w:r>
-        <w:rPr>
-          <w:b w:val="0"/>
-        </w:rPr>
-        <w:t>《阿毗达摩》7-摄离路139~152讲讲义.pdf第53页（讲义图版·图片型·无法逐字提取）：![课件原图·《阿毗达摩》7-摄离路139~152讲讲义.pdf·第53页](课件原图/课件原图_c65975f4_p53.png)</w:t>
-      </w:r>
-    </w:p>
-    <w:p>
-      <w:pPr>
-        <w:pStyle w:val="ListBullet"/>
-      </w:pPr>
-      <w:r>
-        <w:rPr>
-          <w:b w:val="0"/>
-        </w:rPr>
-        <w:t>《阿毗达摩》7-摄离路139~152讲讲义.pdf第55页（讲义图版·图片型·无法逐字提取）：![课件原图·《阿毗达摩》7-摄离路139~152讲讲义.pdf·第55页](课件原图/课件原图_c65975f4_p55.png)</w:t>
-      </w:r>
-    </w:p>
-    <w:p>
-      <w:pPr>
-        <w:pStyle w:val="ListBullet"/>
-      </w:pPr>
-      <w:r>
-        <w:rPr>
-          <w:b w:val="0"/>
-        </w:rPr>
-        <w:t>《阿毗达摩》7-摄离路139~152讲讲义.pdf第57页（讲义图版·图片型·无法逐字提取）：![课件原图·《阿毗达摩》7-摄离路139~152讲讲义.pdf·第57页](课件原图/课件原图_c65975f4_p57.png)</w:t>
-      </w:r>
-    </w:p>
-    <w:p>
-      <w:pPr>
-        <w:pStyle w:val="ListBullet"/>
-      </w:pPr>
-      <w:r>
-        <w:rPr>
-          <w:b w:val="0"/>
-        </w:rPr>
-        <w:t>《阿毗达摩》7-摄离路139~152讲讲义.pdf第60页（讲义图版·图片型·无法逐字提取）：![课件原图·《阿毗达摩》7-摄离路139~152讲讲义.pdf·第60页](课件原图/课件原图_c65975f4_p60.png)</w:t>
-      </w:r>
-    </w:p>
-    <w:p>
-      <w:pPr>
-        <w:pStyle w:val="ListBullet"/>
-      </w:pPr>
-      <w:r>
-        <w:rPr>
-          <w:b w:val="0"/>
-        </w:rPr>
-        <w:t>《阿毗达摩》7-摄离路139~152讲讲义.pdf第61页（讲义图版·图片型·无法逐字提取）：![课件原图·《阿毗达摩》7-摄离路139~152讲讲义.pdf·第61页](课件原图/课件原图_c65975f4_p61.png)</w:t>
-      </w:r>
-    </w:p>
-    <w:p>
-      <w:pPr>
-        <w:pStyle w:val="ListBullet"/>
-      </w:pPr>
-      <w:r>
-        <w:rPr>
-          <w:b w:val="0"/>
-        </w:rPr>
-        <w:t>《阿毗达摩》7-摄离路139~152讲讲义.pdf第66页（讲义图版·图片型·无法逐字提取）：![课件原图·《阿毗达摩》7-摄离路139~152讲讲义.pdf·第66页](课件原图/课件原图_c65975f4_p66.png)</w:t>
-      </w:r>
-    </w:p>
-    <w:p>
-      <w:pPr>
-        <w:pStyle w:val="ListBullet"/>
-      </w:pPr>
-      <w:r>
-        <w:rPr>
-          <w:b w:val="0"/>
-        </w:rPr>
-        <w:t>《阿毗达摩》7-摄离路139~152讲讲义.pdf第67页（讲义图版·图片型·无法逐字提取）：![课件原图·《阿毗达摩》7-摄离路139~152讲讲义.pdf·第67页](课件原图/课件原图_c65975f4_p67.png)</w:t>
-      </w:r>
-    </w:p>
-    <w:p>
-      <w:pPr>
-        <w:pStyle w:val="ListBullet"/>
-      </w:pPr>
-      <w:r>
-        <w:rPr>
-          <w:b w:val="0"/>
-        </w:rPr>
-        <w:t>《阿毗达摩》7-摄离路139~152讲讲义.pdf第69页（讲义图版·图片型·无法逐字提取）：![课件原图·《阿毗达摩》7-摄离路139~152讲讲义.pdf·第69页](课件原图/课件原图_c65975f4_p69.png)</w:t>
-      </w:r>
-    </w:p>
-    <w:p>
-      <w:pPr>
-        <w:pStyle w:val="ListBullet"/>
-      </w:pPr>
-      <w:r>
-        <w:rPr>
-          <w:b w:val="0"/>
-        </w:rPr>
-        <w:t>《阿毗达摩》7-摄离路139~152讲讲义.pdf第71页（讲义图版·图片型·无法逐字提取）：![课件原图·《阿毗达摩》7-摄离路139~152讲讲义.pdf·第71页](课件原图/课件原图_c65975f4_p71.png)</w:t>
-      </w:r>
-    </w:p>
-    <w:p>
-      <w:pPr>
-        <w:pStyle w:val="ListBullet"/>
-      </w:pPr>
-      <w:r>
-        <w:rPr>
-          <w:b w:val="0"/>
-        </w:rPr>
-        <w:t>《阿毗达摩》7-摄离路139~152讲讲义.pdf第73页（讲义图版·图片型·无法逐字提取）：![课件原图·《阿毗达摩》7-摄离路139~152讲讲义.pdf·第73页](课件原图/课件原图_c65975f4_p73.png)</w:t>
-      </w:r>
-    </w:p>
-    <w:p>
-      <w:pPr>
-        <w:pStyle w:val="ListBullet"/>
-      </w:pPr>
-      <w:r>
-        <w:rPr>
-          <w:b w:val="0"/>
-        </w:rPr>
-        <w:t>《阿毗达摩》7-摄离路139~152讲讲义.pdf第76页（讲义图版·图片型·无法逐字提取）：![课件原图·《阿毗达摩》7-摄离路139~152讲讲义.pdf·第76页](课件原图/课件原图_c65975f4_p76.png)</w:t>
-      </w:r>
-    </w:p>
-    <w:p>
-      <w:pPr>
-        <w:pStyle w:val="ListBullet"/>
-      </w:pPr>
-      <w:r>
-        <w:rPr>
-          <w:b w:val="0"/>
-        </w:rPr>
-        <w:t>《阿毗达摩》7-摄离路139~152讲讲义.pdf第77页（讲义图版·图片型·无法逐字提取）：![课件原图·《阿毗达摩》7-摄离路139~152讲讲义.pdf·第77页](课件原图/课件原图_c65975f4_p77.png)</w:t>
-      </w:r>
-    </w:p>
-    <w:p>
-      <w:pPr>
-        <w:pStyle w:val="ListBullet"/>
-      </w:pPr>
-      <w:r>
-        <w:rPr>
-          <w:b w:val="0"/>
-        </w:rPr>
-        <w:t>《阿毗达摩》7-摄离路139~152讲讲义.pdf第80页（讲义图版·图片型·无法逐字提取）：![课件原图·《阿毗达摩》7-摄离路139~152讲讲义.pdf·第80页](课件原图/课件原图_c65975f4_p80.png)</w:t>
-      </w:r>
-    </w:p>
-    <w:p>
-      <w:pPr>
-        <w:pStyle w:val="ListBullet"/>
-      </w:pPr>
-      <w:r>
-        <w:rPr>
-          <w:b w:val="0"/>
-        </w:rPr>
-        <w:t>《阿毗达摩》7-摄离路139~152讲讲义.pdf第95页（讲义图版·图片型·无法逐字提取）：![课件原图·《阿毗达摩》7-摄离路139~152讲讲义.pdf·第95页](课件原图/课件原图_c65975f4_p95.png)</w:t>
-      </w:r>
-    </w:p>
-    <w:p>
-      <w:pPr>
-        <w:pStyle w:val="ListBullet"/>
-      </w:pPr>
-      <w:r>
-        <w:rPr>
-          <w:b w:val="0"/>
-        </w:rPr>
-        <w:t>《阿毗达摩》7-摄离路139~152讲讲义.pdf第97页（讲义图版·图片型·无法逐字提取）：![课件原图·《阿毗达摩》7-摄离路139~152讲讲义.pdf·第97页](课件原图/课件原图_c65975f4_p97.png)</w:t>
-      </w:r>
-    </w:p>
-    <w:p>
-      <w:pPr>
-        <w:pStyle w:val="ListBullet"/>
-      </w:pPr>
-      <w:r>
-        <w:rPr>
-          <w:b w:val="0"/>
-        </w:rPr>
-        <w:t>《阿毗达摩》7-摄离路139~152讲讲义.pdf第100页（思维导图）：![课件原图·《阿毗达摩》7-摄离路139~152讲讲义.pdf·第100页](课件原图/课件原图_c65975f4_p100.png)</w:t>
-      </w:r>
-    </w:p>
-    <w:p>
-      <w:pPr>
-        <w:pStyle w:val="ListBullet"/>
-      </w:pPr>
-      <w:r>
-        <w:rPr>
-          <w:b w:val="0"/>
-        </w:rPr>
-        <w:t>《阿毗达摩》7-摄离路139~152讲讲义.pdf第101页（讲义图版·图片型·无法逐字提取）：![课件原图·《阿毗达摩》7-摄离路139~152讲讲义.pdf·第101页](课件原图/课件原图_c65975f4_p101.png)</w:t>
-      </w:r>
-    </w:p>
-    <w:p>
-      <w:pPr>
-        <w:pStyle w:val="ListBullet"/>
-      </w:pPr>
-      <w:r>
-        <w:rPr>
-          <w:b w:val="0"/>
-        </w:rPr>
-        <w:t>《阿毗达摩》7-摄离路139~152讲讲义.pdf第103页（讲义图版·图片型·无法逐字提取）：![课件原图·《阿毗达摩》7-摄离路139~152讲讲义.pdf·第103页](课件原图/课件原图_c65975f4_p103.png)</w:t>
-      </w:r>
-    </w:p>
-    <w:p>
-      <w:pPr>
-        <w:pStyle w:val="ListBullet"/>
-      </w:pPr>
-      <w:r>
-        <w:rPr>
-          <w:b w:val="0"/>
-        </w:rPr>
-        <w:t>《阿毗达摩》7-摄离路139~152讲讲义.pdf第115页（讲义图版·图片型·无法逐字提取）：![课件原图·《阿毗达摩》7-摄离路139~152讲讲义.pdf·第115页](课件原图/课件原图_c65975f4_p115.png)</w:t>
-      </w:r>
-    </w:p>
-    <w:p>
-      <w:pPr>
-        <w:pStyle w:val="ListBullet"/>
-      </w:pPr>
-      <w:r>
-        <w:rPr>
-          <w:b w:val="0"/>
-        </w:rPr>
-        <w:t>《阿毗达摩》7-摄离路139~152讲讲义.pdf第117页（讲义图版·图片型·无法逐字提取）：![课件原图·《阿毗达摩》7-摄离路139~152讲讲义.pdf·第117页](课件原图/课件原图_c65975f4_p117.png)</w:t>
-      </w:r>
-    </w:p>
-    <w:p>
-      <w:pPr>
-        <w:pStyle w:val="ListBullet"/>
-      </w:pPr>
-      <w:r>
-        <w:rPr>
-          <w:b w:val="0"/>
-        </w:rPr>
-        <w:t>《阿毗达摩》7-摄离路139~152讲讲义.pdf第118页（讲义图版·图片型·无法逐字提取）：![课件原图·《阿毗达摩》7-摄离路139~152讲讲义.pdf·第118页](课件原图/课件原图_c65975f4_p118.png)</w:t>
-      </w:r>
-    </w:p>
-    <w:p>
-      <w:pPr>
-        <w:pStyle w:val="ListBullet"/>
-      </w:pPr>
-      <w:r>
-        <w:rPr>
-          <w:b w:val="0"/>
-        </w:rPr>
-        <w:t>《阿毗达摩》7-摄离路139~152讲讲义.pdf第120页（讲义图版·图片型·无法逐字提取）：![课件原图·《阿毗达摩》7-摄离路139~152讲讲义.pdf·第120页](课件原图/课件原图_c65975f4_p120.png)</w:t>
-      </w:r>
-    </w:p>
-    <w:p>
-      <w:pPr>
-        <w:pStyle w:val="ListBullet"/>
-      </w:pPr>
-      <w:r>
-        <w:rPr>
-          <w:b w:val="0"/>
-        </w:rPr>
-        <w:t>《阿毗达摩》7-摄离路139~152讲讲义.pdf第122页（讲义图版·图片型·无法逐字提取）：![课件原图·《阿毗达摩》7-摄离路139~152讲讲义.pdf·第122页](课件原图/课件原图_c65975f4_p122.png)</w:t>
-      </w:r>
-    </w:p>
-    <w:p>
-      <w:pPr>
-        <w:pStyle w:val="ListBullet"/>
-      </w:pPr>
-      <w:r>
-        <w:rPr>
-          <w:b w:val="0"/>
-        </w:rPr>
-        <w:t>《阿毗达摩》7-摄离路139~152讲讲义.pdf第123页（讲义图版·图片型·无法逐字提取）：![课件原图·《阿毗达摩》7-摄离路139~152讲讲义.pdf·第123页](课件原图/课件原图_c65975f4_p123.png)</w:t>
-      </w:r>
-    </w:p>
-    <w:p>
-      <w:pPr>
-        <w:pStyle w:val="ListBullet"/>
-      </w:pPr>
-      <w:r>
-        <w:rPr>
-          <w:b w:val="0"/>
-        </w:rPr>
-        <w:t>《阿毗达摩》7-摄离路139~152讲讲义.pdf第125页（讲义图版·图片型·无法逐字提取）：![课件原图·《阿毗达摩》7-摄离路139~152讲讲义.pdf·第125页](课件原图/课件原图_c65975f4_p125.png)</w:t>
-      </w:r>
-    </w:p>
-    <w:p>
-      <w:pPr>
-        <w:pStyle w:val="ListBullet"/>
-      </w:pPr>
-      <w:r>
-        <w:rPr>
-          <w:b w:val="0"/>
-        </w:rPr>
-        <w:t>《阿毗达摩》7-摄离路139~152讲讲义.pdf第128页（讲义图版·图片型·无法逐字提取）：![课件原图·《阿毗达摩》7-摄离路139~152讲讲义.pdf·第128页](课件原图/课件原图_c65975f4_p128.png)</w:t>
-      </w:r>
-    </w:p>
-    <w:p>
-      <w:pPr>
-        <w:pStyle w:val="ListBullet"/>
-      </w:pPr>
-      <w:r>
-        <w:rPr>
-          <w:b w:val="0"/>
-        </w:rPr>
-        <w:t>《阿毗达摩》7-摄离路139~152讲讲义.pdf第129页（讲义图版·图片型·无法逐字提取）：![课件原图·《阿毗达摩》7-摄离路139~152讲讲义.pdf·第129页](课件原图/课件原图_c65975f4_p129.png)</w:t>
-      </w:r>
-    </w:p>
-    <w:p>
-      <w:pPr>
-        <w:pStyle w:val="ListBullet"/>
-      </w:pPr>
-      <w:r>
-        <w:rPr>
-          <w:b w:val="0"/>
-        </w:rPr>
-        <w:t>《阿毗达摩》7-摄离路139~152讲讲义.pdf第132页（讲义图版·图片型·无法逐字提取）：![课件原图·《阿毗达摩》7-摄离路139~152讲讲义.pdf·第132页](课件原图/课件原图_c65975f4_p132.png)</w:t>
-      </w:r>
-    </w:p>
-    <w:p>
-      <w:pPr>
-        <w:pStyle w:val="ListBullet"/>
-      </w:pPr>
-      <w:r>
-        <w:rPr>
-          <w:b w:val="0"/>
-        </w:rPr>
-        <w:t>《阿毗达摩》7-摄离路139~152讲讲义.pdf第139页（讲义图版·图片型·无法逐字提取）：![课件原图·《阿毗达摩》7-摄离路139~152讲讲义.pdf·第139页](课件原图/课件原图_c65975f4_p139.png)</w:t>
-      </w:r>
-    </w:p>
-    <w:p>
-      <w:pPr>
-        <w:pStyle w:val="ListBullet"/>
-      </w:pPr>
-      <w:r>
-        <w:rPr>
-          <w:b w:val="0"/>
-        </w:rPr>
-        <w:t>《阿毗达摩》7-摄离路139~152讲讲义.pdf第140页（讲义图版·图片型·无法逐字提取）：![课件原图·《阿毗达摩》7-摄离路139~152讲讲义.pdf·第140页](课件原图/课件原图_c65975f4_p140.png)</w:t>
-      </w:r>
-    </w:p>
-    <w:p>
-      <w:pPr>
-        <w:pStyle w:val="ListBullet"/>
-      </w:pPr>
-      <w:r>
-        <w:rPr>
-          <w:b w:val="0"/>
-        </w:rPr>
-        <w:t>《阿毗达摩》7-摄离路139~152讲讲义.pdf第145页（讲义图版·图片型·无法逐字提取）：![课件原图·《阿毗达摩》7-摄离路139~152讲讲义.pdf·第145页](课件原图/课件原图_c65975f4_p145.png)</w:t>
-      </w:r>
-    </w:p>
-    <w:p>
-      <w:pPr>
-        <w:pStyle w:val="ListBullet"/>
-      </w:pPr>
-      <w:r>
-        <w:rPr>
-          <w:b w:val="0"/>
-        </w:rPr>
-        <w:t>《阿毗达摩》7-摄离路139~152讲讲义.pdf第147页（矢量表格／图示）：![课件原图·《阿毗达摩》7-摄离路139~152讲讲义.pdf·第147页](课件原图/课件原图_c65975f4_p147.png)</w:t>
-      </w:r>
-    </w:p>
-    <w:p>
-      <w:pPr>
-        <w:pStyle w:val="ListBullet"/>
-      </w:pPr>
-      <w:r>
-        <w:rPr>
-          <w:b w:val="0"/>
-        </w:rPr>
-        <w:t>《阿毗达摩》7-摄离路139~152讲讲义.pdf第157页（讲义图版·图片型·无法逐字提取）：![课件原图·《阿毗达摩》7-摄离路139~152讲讲义.pdf·第157页](课件原图/课件原图_c65975f4_p157.png)</w:t>
-      </w:r>
-    </w:p>
-    <w:p>
-      <w:pPr>
-        <w:pStyle w:val="ListBullet"/>
-      </w:pPr>
-      <w:r>
-        <w:rPr>
-          <w:b w:val="0"/>
-        </w:rPr>
-        <w:t>《阿毗达摩》7-摄离路139~152讲讲义.pdf第158页（讲义图版·图片型·无法逐字提取）：![课件原图·《阿毗达摩》7-摄离路139~152讲讲义.pdf·第158页](课件原图/课件原图_c65975f4_p158.png)</w:t>
-      </w:r>
-    </w:p>
-    <w:p>
-      <w:pPr>
-        <w:pStyle w:val="ListBullet"/>
-      </w:pPr>
-      <w:r>
-        <w:rPr>
-          <w:b w:val="0"/>
-        </w:rPr>
-        <w:t>《阿毗达摩》7-摄离路139~152讲讲义.pdf第160页（讲义图版·图片型·无法逐字提取）：![课件原图·《阿毗达摩》7-摄离路139~152讲讲义.pdf·第160页](课件原图/课件原图_c65975f4_p160.png)</w:t>
-      </w:r>
-    </w:p>
-    <w:p>
-      <w:pPr>
-        <w:pStyle w:val="ListBullet"/>
-      </w:pPr>
-      <w:r>
-        <w:rPr>
-          <w:b w:val="0"/>
-        </w:rPr>
-        <w:t>《阿毗达摩》7-摄离路139~152讲讲义.pdf第161页（讲义图版·图片型·无法逐字提取）：![课件原图·《阿毗达摩》7-摄离路139~152讲讲义.pdf·第161页](课件原图/课件原图_c65975f4_p161.png)</w:t>
-      </w:r>
-    </w:p>
-    <w:p>
-      <w:pPr>
-        <w:pStyle w:val="ListBullet"/>
-      </w:pPr>
-      <w:r>
-        <w:rPr>
-          <w:b w:val="0"/>
-        </w:rPr>
-        <w:t>《阿毗达摩》7-摄离路139~152讲讲义.pdf第164页（讲义图版·图片型·无法逐字提取）：![课件原图·《阿毗达摩》7-摄离路139~152讲讲义.pdf·第164页](课件原图/课件原图_c65975f4_p164.png)</w:t>
-      </w:r>
-    </w:p>
-    <w:p>
-      <w:pPr>
-        <w:pStyle w:val="ListBullet"/>
-      </w:pPr>
-      <w:r>
-        <w:rPr>
-          <w:b w:val="0"/>
-        </w:rPr>
-        <w:t>《阿毗达摩》7-摄离路139~152讲讲义.pdf第165页（讲义图版·图片型·无法逐字提取）：![课件原图·《阿毗达摩》7-摄离路139~152讲讲义.pdf·第165页](课件原图/课件原图_c65975f4_p165.png)</w:t>
-      </w:r>
-    </w:p>
-    <w:p>
-      <w:pPr>
-        <w:pStyle w:val="ListBullet"/>
-      </w:pPr>
-      <w:r>
-        <w:rPr>
-          <w:b w:val="0"/>
-        </w:rPr>
-        <w:t>《阿毗达摩》7-摄离路139~152讲讲义.pdf第174页（讲义图版·图片型·无法逐字提取）：![课件原图·《阿毗达摩》7-摄离路139~152讲讲义.pdf·第174页](课件原图/课件原图_c65975f4_p174.png)</w:t>
-      </w:r>
-    </w:p>
-    <w:p>
-      <w:pPr>
-        <w:pStyle w:val="ListBullet"/>
-      </w:pPr>
-      <w:r>
-        <w:rPr>
-          <w:b w:val="0"/>
-        </w:rPr>
-        <w:t>《阿毗达摩》7-摄离路139~152讲讲义.pdf第175页（讲义图版·图片型·无法逐字提取）：![课件原图·《阿毗达摩》7-摄离路139~152讲讲义.pdf·第175页](课件原图/课件原图_c65975f4_p175.png)</w:t>
-      </w:r>
-    </w:p>
-    <w:p>
-      <w:pPr>
-        <w:pStyle w:val="ListBullet"/>
-      </w:pPr>
-      <w:r>
-        <w:rPr>
-          <w:b w:val="0"/>
-        </w:rPr>
-        <w:t>《阿毗达摩》7-摄离路139~152讲讲义.pdf第181页（讲义图版·图片型·无法逐字提取）：![课件原图·《阿毗达摩》7-摄离路139~152讲讲义.pdf·第181页](课件原图/课件原图_c65975f4_p181.png)</w:t>
-      </w:r>
-    </w:p>
-    <w:p>
-      <w:pPr>
-        <w:pStyle w:val="ListBullet"/>
-      </w:pPr>
-      <w:r>
-        <w:rPr>
-          <w:b w:val="0"/>
-        </w:rPr>
-        <w:t>《阿毗达摩》7-摄离路139~152讲讲义.pdf第186页（讲义图版·图片型·无法逐字提取）：![课件原图·《阿毗达摩》7-摄离路139~152讲讲义.pdf·第186页](课件原图/课件原图_c65975f4_p186.png)</w:t>
-      </w:r>
-    </w:p>
-    <w:p>
-      <w:pPr>
-        <w:pStyle w:val="ListBullet"/>
-      </w:pPr>
-      <w:r>
-        <w:rPr>
-          <w:b w:val="0"/>
-        </w:rPr>
-        <w:t>《阿毗达摩》7-摄离路139~152讲讲义.pdf第193页（讲义图版·图片型·无法逐字提取）：![课件原图·《阿毗达摩》7-摄离路139~152讲讲义.pdf·第193页](课件原图/课件原图_c65975f4_p193.png)</w:t>
-      </w:r>
-    </w:p>
-    <w:p>
-      <w:pPr>
-        <w:pStyle w:val="ListBullet"/>
-      </w:pPr>
-      <w:r>
-        <w:rPr>
-          <w:b w:val="0"/>
-        </w:rPr>
-        <w:t>《阿毗达摩》7-摄离路139~152讲讲义.pdf第194页（讲义图版·图片型·无法逐字提取）：![课件原图·《阿毗达摩》7-摄离路139~152讲讲义.pdf·第194页](课件原图/课件原图_c65975f4_p194.png)</w:t>
-      </w:r>
-    </w:p>
-    <w:p>
-      <w:pPr>
-        <w:pStyle w:val="ListBullet"/>
-      </w:pPr>
-      <w:r>
-        <w:rPr>
-          <w:b w:val="0"/>
-        </w:rPr>
-        <w:t>《阿毗达摩》7-摄离路139~152讲讲义.pdf第196页（讲义图版·图片型·无法逐字提取）：![课件原图·《阿毗达摩》7-摄离路139~152讲讲义.pdf·第196页](课件原图/课件原图_c65975f4_p196.png)</w:t>
-      </w:r>
-    </w:p>
-    <w:p>
-      <w:pPr>
-        <w:pStyle w:val="ListBullet"/>
-      </w:pPr>
-      <w:r>
-        <w:rPr>
-          <w:b w:val="0"/>
-        </w:rPr>
-        <w:t>《阿毗达摩》7-摄离路139~152讲讲义.pdf第199页（讲义图版·图片型·无法逐字提取）：![课件原图·《阿毗达摩》7-摄离路139~152讲讲义.pdf·第199页](课件原图/课件原图_c65975f4_p199.png)</w:t>
-      </w:r>
-    </w:p>
-    <w:p>
-      <w:pPr>
-        <w:pStyle w:val="ListBullet"/>
-      </w:pPr>
-      <w:r>
-        <w:rPr>
-          <w:b w:val="0"/>
-        </w:rPr>
-        <w:t>《阿毗达摩》7-摄离路139~152讲讲义.pdf第200页（讲义图版·图片型·无法逐字提取）：![课件原图·《阿毗达摩》7-摄离路139~152讲讲义.pdf·第200页](课件原图/课件原图_c65975f4_p200.png)</w:t>
-      </w:r>
-    </w:p>
-    <w:p>
-      <w:pPr>
-        <w:pStyle w:val="ListBullet"/>
-      </w:pPr>
-      <w:r>
-        <w:rPr>
-          <w:b w:val="0"/>
-        </w:rPr>
-        <w:t>《阿毗达摩》7-摄离路139~152讲讲义.pdf第203页（讲义图版·图片型·无法逐字提取）：![课件原图·《阿毗达摩》7-摄离路139~152讲讲义.pdf·第203页](课件原图/课件原图_c65975f4_p203.png)</w:t>
-      </w:r>
-    </w:p>
-    <w:p>
-      <w:pPr>
-        <w:pStyle w:val="ListBullet"/>
-      </w:pPr>
-      <w:r>
-        <w:rPr>
-          <w:b w:val="0"/>
-        </w:rPr>
-        <w:t>《阿毗达摩》7-摄离路139~152讲讲义.pdf第204页（讲义图版·图片型·无法逐字提取）：![课件原图·《阿毗达摩》7-摄离路139~152讲讲义.pdf·第204页](课件原图/课件原图_c65975f4_p204.png)</w:t>
-      </w:r>
-    </w:p>
-    <w:p>
-      <w:pPr>
-        <w:pStyle w:val="ListBullet"/>
-      </w:pPr>
-      <w:r>
-        <w:rPr>
-          <w:b w:val="0"/>
-        </w:rPr>
-        <w:t>《阿毗达摩》7-摄离路139~152讲讲义.pdf第205页（讲义图版·图片型·无法逐字提取）：![课件原图·《阿毗达摩》7-摄离路139~152讲讲义.pdf·第205页](课件原图/课件原图_c65975f4_p205.png)</w:t>
-      </w:r>
-    </w:p>
-    <w:p>
-      <w:pPr>
-        <w:pStyle w:val="ListBullet"/>
-      </w:pPr>
-      <w:r>
-        <w:rPr>
-          <w:b w:val="0"/>
-        </w:rPr>
-        <w:t>《阿毗达摩》7-摄离路139~152讲讲义.pdf第212页（讲义图版·图片型·无法逐字提取）：![课件原图·《阿毗达摩》7-摄离路139~152讲讲义.pdf·第212页](课件原图/课件原图_c65975f4_p212.png)</w:t>
-      </w:r>
-    </w:p>
-    <w:p>
-      <w:pPr>
-        <w:pStyle w:val="ListBullet"/>
-      </w:pPr>
-      <w:r>
-        <w:rPr>
-          <w:b w:val="0"/>
-        </w:rPr>
-        <w:t>《阿毗达摩》7-摄离路139~152讲讲义.pdf第215页（讲义图版·图片型·无法逐字提取）：![课件原图·《阿毗达摩》7-摄离路139~152讲讲义.pdf·第215页](课件原图/课件原图_c65975f4_p215.png)</w:t>
-      </w:r>
-    </w:p>
-    <w:p>
-      <w:pPr>
-        <w:pStyle w:val="ListBullet"/>
-      </w:pPr>
-      <w:r>
-        <w:rPr>
-          <w:b w:val="0"/>
-        </w:rPr>
-        <w:t>《阿毗达摩》7-摄离路139~152讲讲义.pdf第216页（讲义图版·图片型·无法逐字提取）：![课件原图·《阿毗达摩》7-摄离路139~152讲讲义.pdf·第216页](课件原图/课件原图_c65975f4_p216.png)</w:t>
-      </w:r>
-    </w:p>
-    <w:p>
-      <w:pPr>
-        <w:pStyle w:val="ListBullet"/>
-      </w:pPr>
-      <w:r>
-        <w:rPr>
-          <w:b w:val="0"/>
-        </w:rPr>
-        <w:t>《阿毗达摩》7-摄离路139~152讲讲义.pdf第220页（讲义图版·图片型·无法逐字提取）：![课件原图·《阿毗达摩》7-摄离路139~152讲讲义.pdf·第220页](课件原图/课件原图_c65975f4_p220.png)</w:t>
-      </w:r>
-    </w:p>
-    <w:p>
-      <w:pPr>
-        <w:pStyle w:val="ListBullet"/>
-      </w:pPr>
-      <w:r>
-        <w:rPr>
-          <w:b w:val="0"/>
-        </w:rPr>
-        <w:t>《阿毗达摩》7-摄离路139~152讲讲义.pdf第224页（讲义图版·图片型·无法逐字提取）：![课件原图·《阿毗达摩》7-摄离路139~152讲讲义.pdf·第224页](课件原图/课件原图_c65975f4_p224.png)</w:t>
-      </w:r>
-    </w:p>
-    <w:p>
-      <w:pPr>
-        <w:pStyle w:val="ListBullet"/>
-      </w:pPr>
-      <w:r>
-        <w:rPr>
-          <w:b w:val="0"/>
-        </w:rPr>
-        <w:t>《阿毗达摩》7-摄离路139~152讲讲义.pdf第232页（讲义图版·图片型·无法逐字提取）：![课件原图·《阿毗达摩》7-摄离路139~152讲讲义.pdf·第232页](课件原图/课件原图_c65975f4_p232.png)</w:t>
-      </w:r>
-    </w:p>
-    <w:p>
-      <w:pPr>
-        <w:pStyle w:val="ListBullet"/>
-      </w:pPr>
-      <w:r>
-        <w:rPr>
-          <w:b w:val="0"/>
-        </w:rPr>
-        <w:t>《阿毗达摩》7-摄离路139~152讲讲义.pdf第235页（讲义图版·图片型·无法逐字提取）：![课件原图·《阿毗达摩》7-摄离路139~152讲讲义.pdf·第235页](课件原图/课件原图_c65975f4_p235.png)</w:t>
-      </w:r>
-    </w:p>
-    <w:p>
-      <w:pPr>
-        <w:pStyle w:val="ListBullet"/>
-      </w:pPr>
-      <w:r>
-        <w:rPr>
-          <w:b w:val="0"/>
-        </w:rPr>
-        <w:t>《阿毗达摩》7-摄离路139~152讲讲义.pdf第251页（讲义图版·图片型·无法逐字提取）：![课件原图·《阿毗达摩》7-摄离路139~152讲讲义.pdf·第251页](课件原图/课件原图_c65975f4_p251.png)</w:t>
-      </w:r>
-    </w:p>
-    <w:p>
-      <w:pPr>
-        <w:pStyle w:val="ListBullet"/>
-      </w:pPr>
-      <w:r>
-        <w:rPr>
-          <w:b w:val="0"/>
-        </w:rPr>
-        <w:t>《阿毗达摩》7-摄离路139~152讲讲义.pdf第253页（讲义图版·图片型·无法逐字提取）：![课件原图·《阿毗达摩》7-摄离路139~152讲讲义.pdf·第253页](课件原图/课件原图_c65975f4_p253.png)</w:t>
-      </w:r>
-    </w:p>
-    <w:p>
-      <w:pPr>
-        <w:pStyle w:val="ListBullet"/>
-      </w:pPr>
-      <w:r>
-        <w:rPr>
-          <w:b w:val="0"/>
-        </w:rPr>
-        <w:t>《阿毗达摩》7-摄离路139~152讲讲义.pdf第254页（讲义图版·图片型·无法逐字提取）：![课件原图·《阿毗达摩》7-摄离路139~152讲讲义.pdf·第254页](课件原图/课件原图_c65975f4_p254.png)</w:t>
-      </w:r>
-    </w:p>
-    <w:p>
-      <w:pPr>
-        <w:pStyle w:val="ListBullet"/>
-      </w:pPr>
-      <w:r>
-        <w:rPr>
-          <w:b w:val="0"/>
-        </w:rPr>
-        <w:t>《阿毗达摩》7-摄离路139~152讲讲义.pdf第255页（讲义图版·图片型·无法逐字提取）：![课件原图·《阿毗达摩》7-摄离路139~152讲讲义.pdf·第255页](课件原图/课件原图_c65975f4_p255.png)</w:t>
-      </w:r>
-    </w:p>
-    <w:p>
-      <w:pPr>
-        <w:pStyle w:val="ListBullet"/>
-      </w:pPr>
-      <w:r>
-        <w:rPr>
-          <w:b w:val="0"/>
-        </w:rPr>
-        <w:t>《阿毗达摩》7-摄离路139~152讲讲义.pdf第256页（讲义图版·图片型·无法逐字提取）：![课件原图·《阿毗达摩》7-摄离路139~152讲讲义.pdf·第256页](课件原图/课件原图_c65975f4_p256.png)</w:t>
-      </w:r>
-    </w:p>
-    <w:p>
-      <w:pPr>
-        <w:pStyle w:val="ListBullet"/>
-      </w:pPr>
-      <w:r>
-        <w:rPr>
-          <w:b w:val="0"/>
-        </w:rPr>
-        <w:t>《阿毗达摩》7-摄离路139~152讲讲义.pdf第258页（讲义图版·图片型·无法逐字提取）：![课件原图·《阿毗达摩》7-摄离路139~152讲讲义.pdf·第258页](课件原图/课件原图_c65975f4_p258.png)</w:t>
-      </w:r>
-    </w:p>
-    <w:p>
-      <w:pPr>
-        <w:pStyle w:val="ListBullet"/>
-      </w:pPr>
-      <w:r>
-        <w:rPr>
-          <w:b w:val="0"/>
-        </w:rPr>
-        <w:t>《阿毗达摩》7-摄离路139~152讲讲义.pdf第262页（讲义图版·图片型·无法逐字提取）：![课件原图·《阿毗达摩》7-摄离路139~152讲讲义.pdf·第262页](课件原图/课件原图_c65975f4_p262.png)</w:t>
-      </w:r>
-    </w:p>
-    <w:p>
-      <w:pPr>
-        <w:pStyle w:val="ListBullet"/>
-      </w:pPr>
-      <w:r>
-        <w:rPr>
-          <w:b w:val="0"/>
-        </w:rPr>
-        <w:t>《阿毗达摩》7-摄离路139~152讲讲义.pdf第263页（讲义图版·图片型·无法逐字提取）：![课件原图·《阿毗达摩》7-摄离路139~152讲讲义.pdf·第263页](课件原图/课件原图_c65975f4_p263.png)</w:t>
-      </w:r>
-    </w:p>
-    <w:p>
-      <w:pPr>
-        <w:pStyle w:val="ListBullet"/>
-      </w:pPr>
-      <w:r>
-        <w:rPr>
-          <w:b w:val="0"/>
-        </w:rPr>
-        <w:t>《阿毗达摩》7-摄离路139~152讲讲义.pdf第264页（讲义图版·图片型·无法逐字提取）：![课件原图·《阿毗达摩》7-摄离路139~152讲讲义.pdf·第264页](课件原图/课件原图_c65975f4_p264.png)</w:t>
-      </w:r>
-    </w:p>
-    <w:p>
-      <w:pPr>
-        <w:pStyle w:val="ListBullet"/>
-      </w:pPr>
-      <w:r>
-        <w:rPr>
-          <w:b w:val="0"/>
-        </w:rPr>
-        <w:t>《阿毗达摩》7-摄离路139~152讲讲义.pdf第268页（讲义图版·图片型·无法逐字提取）：![课件原图·《阿毗达摩》7-摄离路139~152讲讲义.pdf·第268页](课件原图/课件原图_c65975f4_p268.png)</w:t>
-      </w:r>
-    </w:p>
-    <w:p>
-      <w:pPr>
-        <w:pStyle w:val="ListBullet"/>
-      </w:pPr>
-      <w:r>
-        <w:rPr>
-          <w:b w:val="0"/>
-        </w:rPr>
-        <w:t>《阿毗达摩》7-摄离路139~152讲讲义.pdf第270页（讲义图版·图片型·无法逐字提取）：![课件原图·《阿毗达摩》7-摄离路139~152讲讲义.pdf·第270页](课件原图/课件原图_c65975f4_p270.png)</w:t>
-      </w:r>
-    </w:p>
-    <w:p>
-      <w:pPr>
-        <w:pStyle w:val="ListBullet"/>
-      </w:pPr>
-      <w:r>
-        <w:rPr>
-          <w:b w:val="0"/>
-        </w:rPr>
-        <w:t>《阿毗达摩》7-摄离路139~152讲讲义.pdf第271页（讲义图版·图片型·无法逐字提取）：![课件原图·《阿毗达摩》7-摄离路139~152讲讲义.pdf·第271页](课件原图/课件原图_c65975f4_p271.png)</w:t>
-      </w:r>
-    </w:p>
-    <w:p>
-      <w:pPr>
-        <w:pStyle w:val="ListBullet"/>
-      </w:pPr>
-      <w:r>
-        <w:rPr>
-          <w:b w:val="0"/>
-        </w:rPr>
-        <w:t>《阿毗达摩》7-摄离路139~152讲讲义.pdf第273页（讲义图版·图片型·无法逐字提取）：![课件原图·《阿毗达摩》7-摄离路139~152讲讲义.pdf·第273页](课件原图/课件原图_c65975f4_p273.png)</w:t>
-      </w:r>
-    </w:p>
-    <w:p>
-      <w:pPr>
-        <w:pStyle w:val="ListBullet"/>
-      </w:pPr>
-      <w:r>
-        <w:rPr>
-          <w:b w:val="0"/>
-        </w:rPr>
-        <w:t>《阿毗达摩》7-摄离路139~152讲讲义.pdf第275页（讲义图版·图片型·无法逐字提取）：![课件原图·《阿毗达摩》7-摄离路139~152讲讲义.pdf·第275页](课件原图/课件原图_c65975f4_p275.png)</w:t>
-      </w:r>
-    </w:p>
-    <w:p>
-      <w:pPr>
-        <w:pStyle w:val="ListBullet"/>
-      </w:pPr>
-      <w:r>
-        <w:rPr>
-          <w:b w:val="0"/>
-        </w:rPr>
-        <w:t>《阿毗达摩》7-摄离路139~152讲讲义.pdf第278页（讲义图版·图片型·无法逐字提取）：![课件原图·《阿毗达摩》7-摄离路139~152讲讲义.pdf·第278页](课件原图/课件原图_c65975f4_p278.png)</w:t>
-      </w:r>
-    </w:p>
-    <w:p>
-      <w:pPr>
-        <w:pStyle w:val="ListBullet"/>
-      </w:pPr>
-      <w:r>
-        <w:rPr>
-          <w:b w:val="0"/>
-        </w:rPr>
-        <w:t>《阿毗达摩轻松谈.pdf》第2页（插图·图版照片）：![课件原图·《阿毗达摩轻松谈.pdf》·第2页](课件原图/课件原图_b84a94f9_p02.png)</w:t>
-      </w:r>
-    </w:p>
-    <w:p>
-      <w:pPr>
-        <w:pStyle w:val="ListBullet"/>
-      </w:pPr>
-      <w:r>
-        <w:rPr>
-          <w:b w:val="0"/>
-        </w:rPr>
-        <w:t>《阿毗达摩轻松谈.pdf》第6页（插图·图版照片）：![课件原图·《阿毗达摩轻松谈.pdf》·第6页](课件原图/课件原图_b84a94f9_p06.png)</w:t>
-      </w:r>
-    </w:p>
-    <w:p>
-      <w:pPr>
-        <w:pStyle w:val="ListBullet"/>
-      </w:pPr>
-      <w:r>
-        <w:rPr>
-          <w:b w:val="0"/>
-        </w:rPr>
-        <w:t>《阿毗达摩轻松谈.pdf》第22页（插图照片·淡化底图）：![课件原图·《阿毗达摩轻松谈.pdf》·第22页](课件原图/课件原图_b84a94f9_p22.png)</w:t>
-      </w:r>
-    </w:p>
-    <w:p>
-      <w:pPr>
-        <w:pStyle w:val="ListBullet"/>
-      </w:pPr>
-      <w:r>
-        <w:rPr>
-          <w:b w:val="0"/>
-        </w:rPr>
-        <w:t>《阿毗达摩轻松谈.pdf》第75页（插图·图版照片）：![课件原图·《阿毗达摩轻松谈.pdf》·第75页](课件原图/课件原图_b84a94f9_p75.png)</w:t>
-      </w:r>
-    </w:p>
-    <w:p>
-      <w:pPr>
-        <w:pStyle w:val="ListBullet"/>
-      </w:pPr>
-      <w:r>
-        <w:rPr>
-          <w:b w:val="0"/>
-        </w:rPr>
-        <w:t>《阿毗达摩轻松谈.pdf》第87页（插图·图版照片）：![课件原图·《阿毗达摩轻松谈.pdf》·第87页](课件原图/课件原图_b84a94f9_p87.png)</w:t>
-      </w:r>
-    </w:p>
-    <w:p>
-      <w:pPr>
-        <w:pStyle w:val="ListBullet"/>
-      </w:pPr>
-      <w:r>
-        <w:rPr>
-          <w:b w:val="0"/>
-        </w:rPr>
-        <w:t>《阿毗达摩轻松谈.pdf》第91页（插图·图版照片）：![课件原图·《阿毗达摩轻松谈.pdf》·第91页](课件原图/课件原图_b84a94f9_p91.png)</w:t>
-      </w:r>
-    </w:p>
-    <w:p>
-      <w:pPr>
-        <w:pStyle w:val="ListBullet"/>
-      </w:pPr>
-      <w:r>
-        <w:rPr>
-          <w:b w:val="0"/>
-        </w:rPr>
-        <w:t>《阿毗达摩轻松谈.pdf》第119页（插图·图版照片）：![课件原图·《阿毗达摩轻松谈.pdf》·第119页](课件原图/课件原图_b84a94f9_p119.png)</w:t>
-      </w:r>
-    </w:p>
-    <w:p>
-      <w:pPr>
-        <w:pStyle w:val="ListBullet"/>
-      </w:pPr>
-      <w:r>
-        <w:rPr>
-          <w:b w:val="0"/>
-        </w:rPr>
-        <w:t>《阿毗达摩轻松谈.pdf》第134页（插图·图版照片）：![课件原图·《阿毗达摩轻松谈.pdf》·第134页](课件原图/课件原图_b84a94f9_p134.png)</w:t>
-      </w:r>
-    </w:p>
-    <w:p>
-      <w:pPr>
-        <w:pStyle w:val="ListBullet"/>
-      </w:pPr>
-      <w:r>
-        <w:rPr>
-          <w:b w:val="0"/>
-        </w:rPr>
-        <w:t>《阿毗达摩轻松谈.pdf》第142页（插图·图版照片）：![课件原图·《阿毗达摩轻松谈.pdf》·第142页](课件原图/课件原图_b84a94f9_p142.png)</w:t>
-      </w:r>
-    </w:p>
-    <w:p>
-      <w:pPr>
-        <w:pStyle w:val="ListBullet"/>
-      </w:pPr>
-      <w:r>
-        <w:rPr>
-          <w:b w:val="0"/>
-        </w:rPr>
-        <w:t>《阿毗达摩轻松谈.pdf》第148页（插图·图版照片）：![课件原图·《阿毗达摩轻松谈.pdf》·第148页](课件原图/课件原图_b84a94f9_p148.png)</w:t>
-      </w:r>
-    </w:p>
-    <w:p>
-      <w:pPr>
-        <w:pStyle w:val="ListBullet"/>
-      </w:pPr>
-      <w:r>
-        <w:rPr>
-          <w:b w:val="0"/>
-        </w:rPr>
-        <w:t>《阿毗达摩轻松谈.pdf》第177页（插图·图版照片）：![课件原图·《阿毗达摩轻松谈.pdf》·第177页](课件原图/课件原图_b84a94f9_p177.png)</w:t>
+        <w:t>《阿毗达摩轻松谈.pdf》第22页（插图照片·淡化底图）：![课件原图·《阿毗达摩轻松谈.pdf》·第22页](课件原图/课件原图_b84a94f9_p22.jpg)</w:t>
       </w:r>
     </w:p>
     <w:sectPr>

--- a/交付成果/第三轮修订版/第三轮4周版/读书会13_业与轮回_4周资料包（第三版修订）/Word版/第4周_轮回机制与生活启示_主持人版.docx
+++ b/交付成果/第三轮修订版/第三轮4周版/读书会13_业与轮回_4周资料包（第三版修订）/Word版/第4周_轮回机制与生活启示_主持人版.docx
@@ -2295,7 +2295,7 @@
         <w:rPr>
           <w:b w:val="0"/>
         </w:rPr>
-        <w:t>[00:04:55.920]～[00:06:07.240] 那我们人呢，称为叫人界啊。人界呢，属于六道里面的善趣……（中间列六道）……好，那么再往上呢，就是人界对吧？啊，人呢就是借不在，就是刚刚到了上去啊，哎，就是在上去的生命里面，刚刚从恶趣里面出来。啊，所以人不要太嘚瑟啊，你一不小心就下去了啊，但努力一下我们也可以。</w:t>
+        <w:t>[00:04:55.920]～[00:06:07.240] 那我们人呢，称为叫人界啊。人界呢，属于六道里面的善趣……（中间列六道）……好，那么再往上呢，就是人界对吧？啊，人呢就是借不在，就是刚刚到了善趣啊，哎，就是在上去的生命里面，刚刚从恶趣里面出来。啊，所以人不要太嘚瑟啊，你一不小心就下去了啊，但努力一下我们也可以。</w:t>
       </w:r>
     </w:p>
     <w:p>
@@ -2325,7 +2325,7 @@
         <w:rPr>
           <w:b w:val="0"/>
         </w:rPr>
-        <w:t>[00:06:18.480] 不上去呢，有四层啊，就是畜生啊，恶鬼啊，地狱啊，阿修罗啊，那么人在往上呢，有六层的欲界天啊，有六六层的欲界天啊，欲界天天人离我们最近的呢，就四天王天。</w:t>
+        <w:t>[00:06:18.480] 不善趣呢，有四层啊，就是畜生啊，恶鬼啊，地狱啊，阿修罗啊，那么人在往上呢，有六层的欲界天啊，有六六层的欲界天啊，欲界天天人离我们最近的呢，就四天王天。</w:t>
       </w:r>
     </w:p>
     <w:p>
@@ -2355,7 +2355,7 @@
         <w:rPr>
           <w:b w:val="0"/>
         </w:rPr>
-        <w:t>[00:07:35.260]～[00:08:27.440] 啊，来四大天王天，它的寿命就这个九百天年啊……再往上呢，就叫三十三天……多率天……夜摩天……化乐天……他自在天最高的欲界天，叫他化自在天。</w:t>
+        <w:t>[00:07:35.260]～[00:08:27.440] 啊，来四大天王天，它的寿命就这个九百天年啊……再往上呢，就叫三十三天……兜率天……夜摩天……化乐天……他自在天最高的欲界天，叫他化自在天。</w:t>
       </w:r>
     </w:p>
     <w:p>
@@ -2370,7 +2370,7 @@
         <w:rPr>
           <w:b w:val="0"/>
         </w:rPr>
-        <w:t>[00:10:00.440] 再上去呢就不一样，我们叫色戒片啊啊色戒片，色戒片呢也称为叫半天。</w:t>
+        <w:t>[00:10:00.440] 再上去呢就不一样，我们叫色界啊啊色界，色界呢也称为叫梵天。</w:t>
       </w:r>
     </w:p>
     <w:p>
@@ -2385,7 +2385,7 @@
         <w:rPr>
           <w:b w:val="0"/>
         </w:rPr>
-        <w:t>[00:10:09.800] 我们讲半天神对吧？半天跟这个这个欲界天有什么区别呢？</w:t>
+        <w:t>[00:10:09.800] 我们讲梵天神对吧？梵天跟这个这个欲界天有什么区别呢？</w:t>
       </w:r>
     </w:p>
     <w:p>
@@ -2400,7 +2400,7 @@
         <w:rPr>
           <w:b w:val="0"/>
         </w:rPr>
-        <w:t>[00:10:14.750] 半天神呢，他跟他就只有这个有眼睛啊，有耳朵啊。他长得是人的形象，但没有男女之分。他的身体呢，就像一个透明的罐子……就是一个光明体啊，非常的高大啊。……欲界天呢，就跟我们是一样的，它又长了五官四肢啊，然后他吃东西的啊，那色界天就不吃东西了。</w:t>
+        <w:t>[00:10:14.750] 梵天神呢，他跟他就只有这个有眼睛啊，有耳朵啊。他长得是人的形象，但没有男女之分。他的身体呢，就像一个透明的罐子……就是一个光明体啊，非常的高大啊。……欲界天呢，就跟我们是一样的，它又长了五官四肢啊，然后他吃东西的啊，那色界天就不吃东西了。</w:t>
       </w:r>
     </w:p>
     <w:p>
@@ -2430,7 +2430,7 @@
         <w:rPr>
           <w:b w:val="0"/>
         </w:rPr>
-        <w:t>[00:16:28.980] 这个色呢？啊色的意思呢，其实就是有不知的层面啊……在佛教里面这个色叫鲁巴……会坏掉，很容易坏掉就叫撸吧，这就称为色了。</w:t>
+        <w:t>[00:16:28.980] 这个色呢？啊色的意思呢，其实就是有不知的层面啊……在佛教里面这个色叫色法（rūpa）……会坏掉，很容易坏掉就叫rūpa，这就称为色了。</w:t>
       </w:r>
     </w:p>
     <w:p>
@@ -2475,7 +2475,7 @@
         <w:rPr>
           <w:b w:val="0"/>
         </w:rPr>
-        <w:t>[00:19:39.940]～[00:20:08.990] OK,那这个就是佛教的世界观，那么也就是我们生存的这个世界呢，我们能看到的其实只有人和畜生，其他都看不到。……那我们有不少的禅修者，他挣得市场以后呢，我们就要求他看。……一层一层的看</w:t>
+        <w:t>[00:19:39.940]～[00:20:08.990] OK,那这个就是佛教的世界观，那么也就是我们生存的这个世界呢，我们能看到的其实只有人和畜生，其他都看不到。……那我们有不少的禅修者，他证得神通以后呢，我们就要求他看。……一层一层的看</w:t>
       </w:r>
     </w:p>
     <w:p>
@@ -2490,7 +2490,7 @@
         <w:rPr>
           <w:b w:val="0"/>
         </w:rPr>
-        <w:t>[00:27:27.920]～[00:27:38.545] 也就是说呢，就是当我们心有这个能力的时候，你可以看到三十一切的生命，看到沦为一切，看到很多的沦为一切啊，没有问题啊，这是佛教的世界观。</w:t>
+        <w:t>[00:27:27.920]～[00:27:38.545] 也就是说呢，就是当我们心有这个能力的时候，你可以看到三十一切的生命，看到轮回，看到很多的轮回啊，没有问题啊，这是佛教的世界观。</w:t>
       </w:r>
     </w:p>
     <w:p>
@@ -2543,7 +2543,7 @@
         <w:rPr>
           <w:b w:val="0"/>
         </w:rPr>
-        <w:t>[00:06:18.480] 不上去呢，有四层啊，就是畜生啊，恶鬼啊，地狱啊，阿修罗啊，那么人在往上呢，有六层的欲界天啊</w:t>
+        <w:t>[00:06:18.480] 不善趣呢，有四层啊，就是畜生啊，恶鬼啊，地狱啊，阿修罗啊，那么人在往上呢，有六层的欲界天啊</w:t>
       </w:r>
     </w:p>
     <w:p>
@@ -2581,7 +2581,7 @@
         <w:rPr>
           <w:b w:val="0"/>
         </w:rPr>
-        <w:t>[00:06:18.480] 不上去呢，有四层啊，就是畜生啊，恶鬼啊，地狱啊，阿修罗啊，那么人在往上呢，有六层的欲界天啊，有六六层的欲界天啊，欲界天天人离我们最近的呢，就四天王天。</w:t>
+        <w:t>[00:06:18.480] 不善趣呢，有四层啊，就是畜生啊，恶鬼啊，地狱啊，阿修罗啊，那么人在往上呢，有六层的欲界天啊，有六六层的欲界天啊，欲界天天人离我们最近的呢，就四天王天。</w:t>
       </w:r>
     </w:p>
     <w:p>
@@ -2596,7 +2596,7 @@
         <w:rPr>
           <w:b w:val="0"/>
         </w:rPr>
-        <w:t>[00:07:35.260]～[00:08:27.440] 啊，来四大天王天，它的寿命就这个九百天年啊……再往上呢，就叫三十三天……多率天……夜摩天……化乐天……他自在天最高的欲界天，叫他化自在天。</w:t>
+        <w:t>[00:07:35.260]～[00:08:27.440] 啊，来四大天王天，它的寿命就这个九百天年啊……再往上呢，就叫三十三天……兜率天……夜摩天……化乐天……他自在天最高的欲界天，叫他化自在天。</w:t>
       </w:r>
     </w:p>
     <w:p>
@@ -2611,7 +2611,7 @@
         <w:rPr>
           <w:b w:val="0"/>
         </w:rPr>
-        <w:t>[00:10:00.440] 再上去呢就不一样，我们叫色戒片啊啊色戒片，色戒片呢也称为叫半天。</w:t>
+        <w:t>[00:10:00.440] 再上去呢就不一样，我们叫色界啊啊色界，色界呢也称为叫梵天。</w:t>
       </w:r>
     </w:p>
     <w:p>
@@ -2626,7 +2626,7 @@
         <w:rPr>
           <w:b w:val="0"/>
         </w:rPr>
-        <w:t>[00:10:14.750] 半天神呢，他跟他就只有这个有眼睛啊，有耳朵啊。他长得是人的形象，但没有男女之分。他的身体呢，就像一个透明的罐子……就是一个光明体啊，非常的高大啊。……欲界天呢，就跟我们是一样的，它又长了五官四肢啊，然后他吃东西的啊，那色界天就不吃东西了。</w:t>
+        <w:t>[00:10:14.750] 梵天神呢，他跟他就只有这个有眼睛啊，有耳朵啊。他长得是人的形象，但没有男女之分。他的身体呢，就像一个透明的罐子……就是一个光明体啊，非常的高大啊。……欲界天呢，就跟我们是一样的，它又长了五官四肢啊，然后他吃东西的啊，那色界天就不吃东西了。</w:t>
       </w:r>
     </w:p>
     <w:p>
@@ -2656,7 +2656,7 @@
         <w:rPr>
           <w:b w:val="0"/>
         </w:rPr>
-        <w:t>[00:16:28.980] 这个色呢？啊色的意思呢，其实就是有不知的层面啊……在佛教里面这个色叫鲁巴……会坏掉，很容易坏掉就叫撸吧，这就称为色了。</w:t>
+        <w:t>[00:16:28.980] 这个色呢？啊色的意思呢，其实就是有不知的层面啊……在佛教里面这个色叫色法（rūpa）……会坏掉，很容易坏掉就叫rūpa，这就称为色了。</w:t>
       </w:r>
     </w:p>
     <w:p>
@@ -2813,7 +2813,7 @@
         <w:rPr>
           <w:b w:val="0"/>
         </w:rPr>
-        <w:t>[00:11:07.380]～[00:12:42.500] 啊，那欲界天呢，还有男女之别啊啊，那一个天子有很多天女的哦……天上呢，总是女众比男众多……欲界天的天人呢，他就跟我们就五官四肢都有，但是她长得很漂亮。他从出生出生呢，他是化身……根据你的福报大小，你福报越。宫电就小这样啊</w:t>
+        <w:t>[00:11:07.380]～[00:12:42.500] 啊，那欲界天呢，还有男女之别啊啊，那一个天子有很多天女的哦……天上呢，总是女众比男众多……欲界天的天人呢，他就跟我们就五官四肢都有，但是她长得很漂亮。他从出生出生呢，他是化身……根据你的福报大小，你福报越。宫殿就小这样啊</w:t>
       </w:r>
     </w:p>
     <w:p>
@@ -2843,7 +2843,7 @@
         <w:rPr>
           <w:b w:val="0"/>
         </w:rPr>
-        <w:t>[00:15:16.960]～[00:15:45.410] 没吧，然哎，那当然，天人里面也有懂事的。什么叫懂事呢？懂得修行。……那对界天的天神是这样的，那色界天的天神就蛮男女之别啊，这就是就是很不叫半天呢，叫半行啊，就是他很清净，那都不需要吃饭。啊也不需要睡觉的。</w:t>
+        <w:t>[00:15:16.960]～[00:15:45.410] 没吧，然哎，那当然，天人里面也有懂事的。什么叫懂事呢？懂得修行。……那欲界天的天神是这样的，那色界天的天神就蛮男女之别啊，这就是就是很不叫梵天呢，叫半行啊，就是他很清净，那都不需要吃饭。啊也不需要睡觉的。</w:t>
       </w:r>
     </w:p>
     <w:p>
@@ -2911,7 +2911,7 @@
         <w:rPr>
           <w:b w:val="0"/>
         </w:rPr>
-        <w:t>[00:05:15.695] 好对，就是大家看到的青面獠牙的那种对好，那么再往上呢，就是人界对吧？啊，人呢就是借不在，就是刚刚到了上去啊，哎，就是在上去的生命里面，刚刚从恶趣里面出来。啊，所以人不要太嘚瑟啊，你一不小心就下去了啊，但努力一下我们也可以。</w:t>
+        <w:t>[00:05:15.695] 好对，就是大家看到的青面獠牙的那种对好，那么再往上呢，就是人界对吧？啊，人呢就是借不在，就是刚刚到了善趣啊，哎，就是在上去的生命里面，刚刚从恶趣里面出来。啊，所以人不要太嘚瑟啊，你一不小心就下去了啊，但努力一下我们也可以。</w:t>
       </w:r>
     </w:p>
     <w:p>
@@ -2994,7 +2994,7 @@
         <w:rPr>
           <w:b w:val="0"/>
         </w:rPr>
-        <w:t>[00:30:18.980]～[00:31:00.720] 上一上一生最后一个星叫死亡星。这个死亡星之前呢，我们叫做临死。啊，叫做临时心路啊。啊，你死心路呢？就是你死亡心之前的最后一个念头。啊，那临死前的那个最后一个念头呢？决定你这一生成为人，成为男人，成为女人。啊，还有什么呢？上一生临死前你想的东西呢？就是你过去的一个月啊。佛教叫业，用世俗上来讲究一种影响力好。一种影响力在你临终的时候冒出来，这是有力量，对吧？</w:t>
+        <w:t>[00:30:18.980]～[00:31:00.720] 上一上一生最后一个心叫死亡心。这个死亡星之前呢，我们叫做临死。啊，叫做临死心路啊。啊，你死心路呢？就是你死亡心之前的最后一个念头。啊，那临死前的那个最后一个念头呢？决定你这一生成为人，成为男人，成为女人。啊，还有什么呢？上一生临死前你想的东西呢？就是你过去的一个月啊。佛教叫业，用世俗上来讲究一种影响力好。一种影响力在你临终的时候冒出来，这是有力量，对吧？</w:t>
       </w:r>
     </w:p>
     <w:p>
@@ -3009,7 +3009,7 @@
         <w:rPr>
           <w:b w:val="0"/>
         </w:rPr>
-        <w:t>[00:31:14.055]～[00:32:40.020] 我一直想说，你如果嗔心的时候会堕入地狱呢？因为嗔心呢……你在临终的时候不气死了？好，去地狱吧，你在地狱出生啊。……你很贪婪……做恶鬼就可以一直都很饿啊……就饿鬼了啊……你又想着说，啊，我要为人民服务啊。……那这样的心态呢，你看一个非常良善的品德……就这样的心，对吧，然后你会生到哪里。天加了不生病对吧？</w:t>
+        <w:t>[00:31:14.055]～[00:32:40.020] 我一直想说，你如果嗔心的时候会堕入地狱呢？因为嗔心呢……你在临终的时候不气死了？好，去地狱吧，你在地狱出生啊。……你很贪婪……做恶鬼就可以一直都很饿啊……就饿鬼了啊……你又想着说，啊，我要为人民服务啊。……那这样的心态呢，你看一个非常良善的品德……就这样的心，对吧，然后你会生到哪里。天界了不生病对吧？</w:t>
       </w:r>
     </w:p>
     <w:p>
@@ -3039,7 +3039,7 @@
         <w:rPr>
           <w:b w:val="0"/>
         </w:rPr>
-        <w:t>[00:33:22.425]～[00:34:56.120] 就这样的心，对吧，然后你会生到哪里。天加了不生病对吧？……你临死的时候，你的心跟地狱差不多，你就去地狱。你临死的时候，你的心跟恶鬼一样，那就去恶鬼。你临死的时候，你的心想做一个人，这人是一个有道德的啊，知道礼义廉耻的那你就能做人。……死跟生之间的关系是这样的。但你为什么会是男人？女人呢？就是你上一定比如你现在是女人，对吧，一定是上一次临死前臣服的那个业。</w:t>
+        <w:t>[00:33:22.425]～[00:34:56.120] 就这样的心，对吧，然后你会生到哪里。天界了不生病对吧？……你临死的时候，你的心跟地狱差不多，你就去地狱。你临死的时候，你的心跟恶鬼一样，那就去恶鬼。你临死的时候，你的心想做一个人，这人是一个有道德的啊，知道礼义廉耻的那你就能做人。……死跟生之间的关系是这样的。但你为什么会是男人？女人呢？就是你上一定比如你现在是女人，对吧，一定是上一次临死前成熟的那个业。</w:t>
       </w:r>
     </w:p>
     <w:p>
